--- a/exports/brans_raporlari/8B_INKILAP_TARIHI_Brans_Raporu.docx
+++ b/exports/brans_raporlari/8B_INKILAP_TARIHI_Brans_Raporu.docx
@@ -4,14 +4,14 @@
   <w:body>
     <w:p>
       <w:pPr>
-        <w:spacing w:before="0" w:after="40"/>
+        <w:spacing w:before="0" w:after="20"/>
         <w:jc w:val="center"/>
       </w:pPr>
       <w:r>
         <w:rPr>
           <w:b/>
           <w:color w:val="1F497D"/>
-          <w:sz w:val="32"/>
+          <w:sz w:val="29"/>
         </w:rPr>
         <w:t>8/B SINIFI İNKILAP TARIHI BRANŞI AKADEMİK TEŞHİS VE ÖĞRENCİ ANALİZ RAPORU</w:t>
         <w:br/>
@@ -20,9 +20,9 @@
         <w:rPr>
           <w:i/>
           <w:color w:val="5A5A5A"/>
-          <w:sz w:val="22"/>
+          <w:sz w:val="20"/>
         </w:rPr>
-        <w:t>Deneme Sınavı: 2026-2027  PARAF LGS 1 | Branş: İnkılap Tarihi (10 Soru - Katsayı: 1.0x) | Örneklem: 27 Öğrenci</w:t>
+        <w:t>Deneme Sınavı: 2026-2027  NARTEST LGS 1 | Branş: İnkılap Tarihi (10 Soru - Katsayı: 1.0x) | Örneklem: 28 Öğrenci</w:t>
       </w:r>
     </w:p>
     <w:tbl>
@@ -63,10 +63,10 @@
             <w:tcW w:w="2148" w:type="dxa"/>
             <w:shd w:fill="F2F5F8"/>
             <w:tcMar>
-              <w:top w:w="30" w:type="dxa"/>
-              <w:bottom w:w="30" w:type="dxa"/>
-              <w:left w:w="50" w:type="dxa"/>
-              <w:right w:w="50" w:type="dxa"/>
+              <w:top w:w="15" w:type="dxa"/>
+              <w:bottom w:w="15" w:type="dxa"/>
+              <w:left w:w="40" w:type="dxa"/>
+              <w:right w:w="40" w:type="dxa"/>
             </w:tcMar>
           </w:tcPr>
           <w:p>
@@ -76,7 +76,7 @@
             <w:r>
               <w:rPr>
                 <w:color w:val="5A5A5A"/>
-                <w:sz w:val="22"/>
+                <w:sz w:val="20"/>
               </w:rPr>
               <w:t>Sınıf Net Ort.</w:t>
               <w:br/>
@@ -85,21 +85,21 @@
               <w:rPr>
                 <w:b/>
                 <w:color w:val="1F497D"/>
-                <w:sz w:val="24"/>
+                <w:sz w:val="22"/>
               </w:rPr>
-              <w:t>6.23 / 10</w:t>
+              <w:t>5.77 / 10</w:t>
             </w:r>
           </w:p>
         </w:tc>
         <w:tc>
           <w:tcPr>
             <w:tcW w:w="2148" w:type="dxa"/>
-            <w:shd w:fill="E8F8F5"/>
+            <w:shd w:fill="FDEDEC"/>
             <w:tcMar>
-              <w:top w:w="30" w:type="dxa"/>
-              <w:bottom w:w="30" w:type="dxa"/>
-              <w:left w:w="50" w:type="dxa"/>
-              <w:right w:w="50" w:type="dxa"/>
+              <w:top w:w="15" w:type="dxa"/>
+              <w:bottom w:w="15" w:type="dxa"/>
+              <w:left w:w="40" w:type="dxa"/>
+              <w:right w:w="40" w:type="dxa"/>
             </w:tcMar>
           </w:tcPr>
           <w:p>
@@ -109,7 +109,7 @@
             <w:r>
               <w:rPr>
                 <w:color w:val="5A5A5A"/>
-                <w:sz w:val="22"/>
+                <w:sz w:val="20"/>
               </w:rPr>
               <w:t>Okul Ort. / Fark</w:t>
               <w:br/>
@@ -118,9 +118,9 @@
               <w:rPr>
                 <w:b/>
                 <w:color w:val="1F497D"/>
-                <w:sz w:val="24"/>
+                <w:sz w:val="22"/>
               </w:rPr>
-              <w:t>5.61 (+0.62)</w:t>
+              <w:t>6.14 (-0.37)</w:t>
             </w:r>
           </w:p>
         </w:tc>
@@ -129,10 +129,10 @@
             <w:tcW w:w="2148" w:type="dxa"/>
             <w:shd w:fill="E8F8F5"/>
             <w:tcMar>
-              <w:top w:w="30" w:type="dxa"/>
-              <w:bottom w:w="30" w:type="dxa"/>
-              <w:left w:w="50" w:type="dxa"/>
-              <w:right w:w="50" w:type="dxa"/>
+              <w:top w:w="15" w:type="dxa"/>
+              <w:bottom w:w="15" w:type="dxa"/>
+              <w:left w:w="40" w:type="dxa"/>
+              <w:right w:w="40" w:type="dxa"/>
             </w:tcMar>
           </w:tcPr>
           <w:p>
@@ -142,7 +142,7 @@
             <w:r>
               <w:rPr>
                 <w:color w:val="5A5A5A"/>
-                <w:sz w:val="22"/>
+                <w:sz w:val="20"/>
               </w:rPr>
               <w:t>Toplam Doğru</w:t>
               <w:br/>
@@ -151,9 +151,9 @@
               <w:rPr>
                 <w:b/>
                 <w:color w:val="1F497D"/>
-                <w:sz w:val="24"/>
+                <w:sz w:val="22"/>
               </w:rPr>
-              <w:t>190 (%70.4)</w:t>
+              <w:t>188 (%67.1)</w:t>
             </w:r>
           </w:p>
         </w:tc>
@@ -162,10 +162,10 @@
             <w:tcW w:w="2148" w:type="dxa"/>
             <w:shd w:fill="FDEDEC"/>
             <w:tcMar>
-              <w:top w:w="30" w:type="dxa"/>
-              <w:bottom w:w="30" w:type="dxa"/>
-              <w:left w:w="50" w:type="dxa"/>
-              <w:right w:w="50" w:type="dxa"/>
+              <w:top w:w="15" w:type="dxa"/>
+              <w:bottom w:w="15" w:type="dxa"/>
+              <w:left w:w="40" w:type="dxa"/>
+              <w:right w:w="40" w:type="dxa"/>
             </w:tcMar>
           </w:tcPr>
           <w:p>
@@ -175,7 +175,7 @@
             <w:r>
               <w:rPr>
                 <w:color w:val="5A5A5A"/>
-                <w:sz w:val="22"/>
+                <w:sz w:val="20"/>
               </w:rPr>
               <w:t>Toplam Yanlış</w:t>
               <w:br/>
@@ -184,9 +184,9 @@
               <w:rPr>
                 <w:b/>
                 <w:color w:val="1F497D"/>
-                <w:sz w:val="24"/>
+                <w:sz w:val="22"/>
               </w:rPr>
-              <w:t>65 (%24.1)</w:t>
+              <w:t>79 (%28.2)</w:t>
             </w:r>
           </w:p>
         </w:tc>
@@ -195,10 +195,10 @@
             <w:tcW w:w="2148" w:type="dxa"/>
             <w:shd w:fill="FEF9E7"/>
             <w:tcMar>
-              <w:top w:w="30" w:type="dxa"/>
-              <w:bottom w:w="30" w:type="dxa"/>
-              <w:left w:w="50" w:type="dxa"/>
-              <w:right w:w="50" w:type="dxa"/>
+              <w:top w:w="15" w:type="dxa"/>
+              <w:bottom w:w="15" w:type="dxa"/>
+              <w:left w:w="40" w:type="dxa"/>
+              <w:right w:w="40" w:type="dxa"/>
             </w:tcMar>
           </w:tcPr>
           <w:p>
@@ -208,7 +208,7 @@
             <w:r>
               <w:rPr>
                 <w:color w:val="5A5A5A"/>
-                <w:sz w:val="22"/>
+                <w:sz w:val="20"/>
               </w:rPr>
               <w:t>Toplam Boş</w:t>
               <w:br/>
@@ -217,9 +217,9 @@
               <w:rPr>
                 <w:b/>
                 <w:color w:val="1F497D"/>
-                <w:sz w:val="24"/>
+                <w:sz w:val="22"/>
               </w:rPr>
-              <w:t>15 (%5.6)</w:t>
+              <w:t>13 (%4.6)</w:t>
             </w:r>
           </w:p>
         </w:tc>
@@ -228,10 +228,10 @@
             <w:tcW w:w="2148" w:type="dxa"/>
             <w:shd w:fill="F2F5F8"/>
             <w:tcMar>
-              <w:top w:w="30" w:type="dxa"/>
-              <w:bottom w:w="30" w:type="dxa"/>
-              <w:left w:w="50" w:type="dxa"/>
-              <w:right w:w="50" w:type="dxa"/>
+              <w:top w:w="15" w:type="dxa"/>
+              <w:bottom w:w="15" w:type="dxa"/>
+              <w:left w:w="40" w:type="dxa"/>
+              <w:right w:w="40" w:type="dxa"/>
             </w:tcMar>
           </w:tcPr>
           <w:p>
@@ -241,7 +241,7 @@
             <w:r>
               <w:rPr>
                 <w:color w:val="5A5A5A"/>
-                <w:sz w:val="22"/>
+                <w:sz w:val="20"/>
               </w:rPr>
               <w:t>Zirve / Taban</w:t>
               <w:br/>
@@ -250,9 +250,9 @@
               <w:rPr>
                 <w:b/>
                 <w:color w:val="1F497D"/>
-                <w:sz w:val="24"/>
+                <w:sz w:val="22"/>
               </w:rPr>
-              <w:t>10.0 / 1.0</w:t>
+              <w:t>10.0 / -2.0</w:t>
             </w:r>
           </w:p>
         </w:tc>
@@ -261,10 +261,10 @@
             <w:tcW w:w="2148" w:type="dxa"/>
             <w:shd w:fill="F2F5F8"/>
             <w:tcMar>
-              <w:top w:w="30" w:type="dxa"/>
-              <w:bottom w:w="30" w:type="dxa"/>
-              <w:left w:w="50" w:type="dxa"/>
-              <w:right w:w="50" w:type="dxa"/>
+              <w:top w:w="15" w:type="dxa"/>
+              <w:bottom w:w="15" w:type="dxa"/>
+              <w:left w:w="40" w:type="dxa"/>
+              <w:right w:w="40" w:type="dxa"/>
             </w:tcMar>
           </w:tcPr>
           <w:p>
@@ -274,7 +274,7 @@
             <w:r>
               <w:rPr>
                 <w:color w:val="5A5A5A"/>
-                <w:sz w:val="22"/>
+                <w:sz w:val="20"/>
               </w:rPr>
               <w:t>Medyan Net</w:t>
               <w:br/>
@@ -283,9 +283,9 @@
               <w:rPr>
                 <w:b/>
                 <w:color w:val="1F497D"/>
-                <w:sz w:val="24"/>
+                <w:sz w:val="22"/>
               </w:rPr>
-              <w:t>6.33</w:t>
+              <w:t>6.17</w:t>
             </w:r>
           </w:p>
         </w:tc>
@@ -297,10 +297,10 @@
             <w:tcW w:w="8592" w:type="dxa"/>
             <w:shd w:fill="FDEDEC"/>
             <w:tcMar>
-              <w:top w:w="25" w:type="dxa"/>
-              <w:bottom w:w="25" w:type="dxa"/>
-              <w:left w:w="60" w:type="dxa"/>
-              <w:right w:w="60" w:type="dxa"/>
+              <w:top w:w="12" w:type="dxa"/>
+              <w:bottom w:w="12" w:type="dxa"/>
+              <w:left w:w="40" w:type="dxa"/>
+              <w:right w:w="40" w:type="dxa"/>
             </w:tcMar>
           </w:tcPr>
           <w:p>
@@ -308,16 +308,16 @@
               <w:rPr>
                 <w:b/>
                 <w:color w:val="900C3F"/>
-                <w:sz w:val="22"/>
+                <w:sz w:val="20"/>
               </w:rPr>
               <w:t>🔴 Negatif Net Kaybı Yaşayanlar (Aşırı Yanlış):</w:t>
               <w:br/>
             </w:r>
             <w:r>
               <w:rPr>
-                <w:sz w:val="22"/>
+                <w:sz w:val="20"/>
               </w:rPr>
-              <w:t>Muzaffer Aki̇f Oçar (5Y), Yusuf Eymen Yilmaz (5Y), Cengi̇zhan Yilmaz (5Y), Çinar Efe Gi̇rgi̇n (6Y), Ahmet Nevfel Özkaya (4Y), Deri̇n Yilmaz (6Y)</w:t>
+              <w:t>Egehan Hardal (4Y), Yusuf Eymen Yilmaz (5Y), Ahmet Nevfel Özkaya (5Y), Nesri̇n Doğa Berber (5Y), Deri̇n Yilmaz (5Y), Tuna Koç (5Y), Cengi̇zhan Yilmaz (7Y), Çinar Efe Gi̇rgi̇n (9Y)</w:t>
             </w:r>
           </w:p>
         </w:tc>
@@ -327,10 +327,10 @@
             <w:tcW w:w="6444" w:type="dxa"/>
             <w:shd w:fill="FEF9E7"/>
             <w:tcMar>
-              <w:top w:w="25" w:type="dxa"/>
-              <w:bottom w:w="25" w:type="dxa"/>
-              <w:left w:w="60" w:type="dxa"/>
-              <w:right w:w="60" w:type="dxa"/>
+              <w:top w:w="12" w:type="dxa"/>
+              <w:bottom w:w="12" w:type="dxa"/>
+              <w:left w:w="40" w:type="dxa"/>
+              <w:right w:w="40" w:type="dxa"/>
             </w:tcMar>
           </w:tcPr>
           <w:p>
@@ -338,16 +338,16 @@
               <w:rPr>
                 <w:b/>
                 <w:color w:val="7D6608"/>
-                <w:sz w:val="22"/>
+                <w:sz w:val="20"/>
               </w:rPr>
               <w:t>🟡 Süre / Çekinme Yaşayanlar (Aşırı Boş):</w:t>
               <w:br/>
             </w:r>
             <w:r>
               <w:rPr>
-                <w:sz w:val="22"/>
+                <w:sz w:val="20"/>
               </w:rPr>
-              <w:t>Aşırı boş bırakan öğrenci bulunmuyor.</w:t>
+              <w:t>Zahi̇de Gölükcü (5B)</w:t>
             </w:r>
           </w:p>
         </w:tc>
@@ -355,13 +355,13 @@
     </w:tbl>
     <w:p>
       <w:pPr>
-        <w:spacing w:before="80" w:after="20"/>
+        <w:spacing w:before="40" w:after="0"/>
       </w:pPr>
       <w:r>
         <w:rPr>
           <w:b/>
           <w:color w:val="1F497D"/>
-          <w:sz w:val="24"/>
+          <w:sz w:val="22"/>
         </w:rPr>
         <w:t>📌 İNKILAP TARIHI KAZANIM BAŞARI ORANLARI VE KRİTİK AÇIĞI OLAN ÖĞRENCİLER</w:t>
       </w:r>
@@ -398,10 +398,10 @@
             <w:tcW w:w="3194" w:type="dxa"/>
             <w:shd w:fill="1F497D"/>
             <w:tcMar>
-              <w:top w:w="22" w:type="dxa"/>
-              <w:bottom w:w="22" w:type="dxa"/>
-              <w:left w:w="40" w:type="dxa"/>
-              <w:right w:w="40" w:type="dxa"/>
+              <w:top w:w="12" w:type="dxa"/>
+              <w:bottom w:w="12" w:type="dxa"/>
+              <w:left w:w="35" w:type="dxa"/>
+              <w:right w:w="35" w:type="dxa"/>
             </w:tcMar>
           </w:tcPr>
           <w:p>
@@ -420,10 +420,10 @@
             <w:tcW w:w="1134" w:type="dxa"/>
             <w:shd w:fill="1F497D"/>
             <w:tcMar>
-              <w:top w:w="22" w:type="dxa"/>
-              <w:bottom w:w="22" w:type="dxa"/>
-              <w:left w:w="40" w:type="dxa"/>
-              <w:right w:w="40" w:type="dxa"/>
+              <w:top w:w="12" w:type="dxa"/>
+              <w:bottom w:w="12" w:type="dxa"/>
+              <w:left w:w="35" w:type="dxa"/>
+              <w:right w:w="35" w:type="dxa"/>
             </w:tcMar>
           </w:tcPr>
           <w:p>
@@ -445,10 +445,10 @@
             <w:tcW w:w="2126" w:type="dxa"/>
             <w:shd w:fill="1F497D"/>
             <w:tcMar>
-              <w:top w:w="22" w:type="dxa"/>
-              <w:bottom w:w="22" w:type="dxa"/>
-              <w:left w:w="40" w:type="dxa"/>
-              <w:right w:w="40" w:type="dxa"/>
+              <w:top w:w="12" w:type="dxa"/>
+              <w:bottom w:w="12" w:type="dxa"/>
+              <w:left w:w="35" w:type="dxa"/>
+              <w:right w:w="35" w:type="dxa"/>
             </w:tcMar>
           </w:tcPr>
           <w:p>
@@ -470,10 +470,10 @@
             <w:tcW w:w="7796" w:type="dxa"/>
             <w:shd w:fill="1F497D"/>
             <w:tcMar>
-              <w:top w:w="22" w:type="dxa"/>
-              <w:bottom w:w="22" w:type="dxa"/>
-              <w:left w:w="40" w:type="dxa"/>
-              <w:right w:w="40" w:type="dxa"/>
+              <w:top w:w="12" w:type="dxa"/>
+              <w:bottom w:w="12" w:type="dxa"/>
+              <w:left w:w="35" w:type="dxa"/>
+              <w:right w:w="35" w:type="dxa"/>
             </w:tcMar>
           </w:tcPr>
           <w:p>
@@ -494,10 +494,10 @@
             <w:tcW w:w="3194" w:type="dxa"/>
             <w:shd w:fill="FFFFFF"/>
             <w:tcMar>
-              <w:top w:w="18" w:type="dxa"/>
-              <w:bottom w:w="18" w:type="dxa"/>
-              <w:left w:w="30" w:type="dxa"/>
-              <w:right w:w="30" w:type="dxa"/>
+              <w:top w:w="4" w:type="dxa"/>
+              <w:bottom w:w="4" w:type="dxa"/>
+              <w:left w:w="20" w:type="dxa"/>
+              <w:right w:w="20" w:type="dxa"/>
             </w:tcMar>
           </w:tcPr>
           <w:p>
@@ -505,7 +505,7 @@
               <w:rPr>
                 <w:sz w:val="20"/>
               </w:rPr>
-              <w:t>Mustafa Kemal'in Askerlik Hayatı</w:t>
+              <w:t>M. Kemal'in Çocukluk Dönemi ve Öğrenim Hayatı</w:t>
             </w:r>
           </w:p>
         </w:tc>
@@ -514,10 +514,10 @@
             <w:tcW w:w="1134" w:type="dxa"/>
             <w:shd w:fill="FFFFFF"/>
             <w:tcMar>
-              <w:top w:w="18" w:type="dxa"/>
-              <w:bottom w:w="18" w:type="dxa"/>
-              <w:left w:w="30" w:type="dxa"/>
-              <w:right w:w="30" w:type="dxa"/>
+              <w:top w:w="4" w:type="dxa"/>
+              <w:bottom w:w="4" w:type="dxa"/>
+              <w:left w:w="20" w:type="dxa"/>
+              <w:right w:w="20" w:type="dxa"/>
             </w:tcMar>
           </w:tcPr>
           <w:p>
@@ -529,7 +529,7 @@
                 <w:b/>
                 <w:sz w:val="20"/>
               </w:rPr>
-              <w:t>%65.4</w:t>
+              <w:t>%60.7</w:t>
             </w:r>
           </w:p>
         </w:tc>
@@ -538,10 +538,10 @@
             <w:tcW w:w="2126" w:type="dxa"/>
             <w:shd w:fill="FFFFFF"/>
             <w:tcMar>
-              <w:top w:w="18" w:type="dxa"/>
-              <w:bottom w:w="18" w:type="dxa"/>
-              <w:left w:w="30" w:type="dxa"/>
-              <w:right w:w="30" w:type="dxa"/>
+              <w:top w:w="4" w:type="dxa"/>
+              <w:bottom w:w="4" w:type="dxa"/>
+              <w:left w:w="20" w:type="dxa"/>
+              <w:right w:w="20" w:type="dxa"/>
             </w:tcMar>
           </w:tcPr>
           <w:p>
@@ -563,10 +563,10 @@
             <w:tcW w:w="7796" w:type="dxa"/>
             <w:shd w:fill="FFFFFF"/>
             <w:tcMar>
-              <w:top w:w="18" w:type="dxa"/>
-              <w:bottom w:w="18" w:type="dxa"/>
-              <w:left w:w="30" w:type="dxa"/>
-              <w:right w:w="30" w:type="dxa"/>
+              <w:top w:w="4" w:type="dxa"/>
+              <w:bottom w:w="4" w:type="dxa"/>
+              <w:left w:w="20" w:type="dxa"/>
+              <w:right w:w="20" w:type="dxa"/>
             </w:tcMar>
           </w:tcPr>
           <w:p>
@@ -574,7 +574,7 @@
               <w:rPr>
                 <w:sz w:val="25"/>
               </w:rPr>
-              <w:t>(9 Öğr.): Kuzey Yusuf Uruklu, Ilgin Kara, Ahmet Nevfel Özkaya, Zehra Şenel, Uğur Kaan Yildiz, Muzaffer Aki̇f Oçar, Deri̇n Yilmaz, Mustafa Gülseven, Cengi̇zhan Yilmaz</w:t>
+              <w:t>(9 Öğr.): Ni̇sanur Kayabeyoğlu, Zahi̇de Gölükcü, Tuna Koç, Ahmet Nevfel Özkaya, Nesri̇n Doğa Berber, Uğur Kaan Yildiz, Cengi̇zhan Yilmaz, Deri̇n Yilmaz, Çinar Efe Gi̇rgi̇n</w:t>
             </w:r>
           </w:p>
         </w:tc>
@@ -585,10 +585,10 @@
             <w:tcW w:w="3194" w:type="dxa"/>
             <w:shd w:fill="FFFFFF"/>
             <w:tcMar>
-              <w:top w:w="18" w:type="dxa"/>
-              <w:bottom w:w="18" w:type="dxa"/>
-              <w:left w:w="30" w:type="dxa"/>
-              <w:right w:w="30" w:type="dxa"/>
+              <w:top w:w="4" w:type="dxa"/>
+              <w:bottom w:w="4" w:type="dxa"/>
+              <w:left w:w="20" w:type="dxa"/>
+              <w:right w:w="20" w:type="dxa"/>
             </w:tcMar>
           </w:tcPr>
           <w:p>
@@ -596,7 +596,7 @@
               <w:rPr>
                 <w:sz w:val="20"/>
               </w:rPr>
-              <w:t>Uyanan Avrupa ve Sarsılan Osmanlı</w:t>
+              <w:t>M. Kemal'in Fikir Hayatını Etkileyen Olay ve Kişiler</w:t>
             </w:r>
           </w:p>
         </w:tc>
@@ -605,10 +605,10 @@
             <w:tcW w:w="1134" w:type="dxa"/>
             <w:shd w:fill="FFFFFF"/>
             <w:tcMar>
-              <w:top w:w="18" w:type="dxa"/>
-              <w:bottom w:w="18" w:type="dxa"/>
-              <w:left w:w="30" w:type="dxa"/>
-              <w:right w:w="30" w:type="dxa"/>
+              <w:top w:w="4" w:type="dxa"/>
+              <w:bottom w:w="4" w:type="dxa"/>
+              <w:left w:w="20" w:type="dxa"/>
+              <w:right w:w="20" w:type="dxa"/>
             </w:tcMar>
           </w:tcPr>
           <w:p>
@@ -620,7 +620,7 @@
                 <w:b/>
                 <w:sz w:val="20"/>
               </w:rPr>
-              <w:t>%66.7</w:t>
+              <w:t>%66.1</w:t>
             </w:r>
           </w:p>
         </w:tc>
@@ -629,10 +629,10 @@
             <w:tcW w:w="2126" w:type="dxa"/>
             <w:shd w:fill="FFFFFF"/>
             <w:tcMar>
-              <w:top w:w="18" w:type="dxa"/>
-              <w:bottom w:w="18" w:type="dxa"/>
-              <w:left w:w="30" w:type="dxa"/>
-              <w:right w:w="30" w:type="dxa"/>
+              <w:top w:w="4" w:type="dxa"/>
+              <w:bottom w:w="4" w:type="dxa"/>
+              <w:left w:w="20" w:type="dxa"/>
+              <w:right w:w="20" w:type="dxa"/>
             </w:tcMar>
           </w:tcPr>
           <w:p>
@@ -654,10 +654,10 @@
             <w:tcW w:w="7796" w:type="dxa"/>
             <w:shd w:fill="FFFFFF"/>
             <w:tcMar>
-              <w:top w:w="18" w:type="dxa"/>
-              <w:bottom w:w="18" w:type="dxa"/>
-              <w:left w:w="30" w:type="dxa"/>
-              <w:right w:w="30" w:type="dxa"/>
+              <w:top w:w="4" w:type="dxa"/>
+              <w:bottom w:w="4" w:type="dxa"/>
+              <w:left w:w="20" w:type="dxa"/>
+              <w:right w:w="20" w:type="dxa"/>
             </w:tcMar>
           </w:tcPr>
           <w:p>
@@ -665,7 +665,7 @@
               <w:rPr>
                 <w:sz w:val="25"/>
               </w:rPr>
-              <w:t>(7 Öğr.): Ilgin Kara, Ahmet Nevfel Özkaya, Ni̇sanur Kayabeyoğlu, İpek Nur Usta, Çinar Efe Gi̇rgi̇n, Yusuf Eymen Yilmaz, Deri̇n Yilmaz</w:t>
+              <w:t>(2 Öğr.): Cengi̇zhan Yilmaz, Çinar Efe Gi̇rgi̇n</w:t>
             </w:r>
           </w:p>
         </w:tc>
@@ -676,10 +676,10 @@
             <w:tcW w:w="3194" w:type="dxa"/>
             <w:shd w:fill="FFFFFF"/>
             <w:tcMar>
-              <w:top w:w="18" w:type="dxa"/>
-              <w:bottom w:w="18" w:type="dxa"/>
-              <w:left w:w="30" w:type="dxa"/>
-              <w:right w:w="30" w:type="dxa"/>
+              <w:top w:w="4" w:type="dxa"/>
+              <w:bottom w:w="4" w:type="dxa"/>
+              <w:left w:w="20" w:type="dxa"/>
+              <w:right w:w="20" w:type="dxa"/>
             </w:tcMar>
           </w:tcPr>
           <w:p>
@@ -687,7 +687,7 @@
               <w:rPr>
                 <w:sz w:val="20"/>
               </w:rPr>
-              <w:t>Mustafa Kemal'in Öğrenim Hayatı</w:t>
+              <w:t>M. Kemal'İn Askerlik Hayatı</w:t>
             </w:r>
           </w:p>
         </w:tc>
@@ -696,10 +696,10 @@
             <w:tcW w:w="1134" w:type="dxa"/>
             <w:shd w:fill="FFFFFF"/>
             <w:tcMar>
-              <w:top w:w="18" w:type="dxa"/>
-              <w:bottom w:w="18" w:type="dxa"/>
-              <w:left w:w="30" w:type="dxa"/>
-              <w:right w:w="30" w:type="dxa"/>
+              <w:top w:w="4" w:type="dxa"/>
+              <w:bottom w:w="4" w:type="dxa"/>
+              <w:left w:w="20" w:type="dxa"/>
+              <w:right w:w="20" w:type="dxa"/>
             </w:tcMar>
           </w:tcPr>
           <w:p>
@@ -711,7 +711,7 @@
                 <w:b/>
                 <w:sz w:val="20"/>
               </w:rPr>
-              <w:t>%72.8</w:t>
+              <w:t>%69.6</w:t>
             </w:r>
           </w:p>
         </w:tc>
@@ -720,10 +720,10 @@
             <w:tcW w:w="2126" w:type="dxa"/>
             <w:shd w:fill="FFFFFF"/>
             <w:tcMar>
-              <w:top w:w="18" w:type="dxa"/>
-              <w:bottom w:w="18" w:type="dxa"/>
-              <w:left w:w="30" w:type="dxa"/>
-              <w:right w:w="30" w:type="dxa"/>
+              <w:top w:w="4" w:type="dxa"/>
+              <w:bottom w:w="4" w:type="dxa"/>
+              <w:left w:w="20" w:type="dxa"/>
+              <w:right w:w="20" w:type="dxa"/>
             </w:tcMar>
           </w:tcPr>
           <w:p>
@@ -745,10 +745,10 @@
             <w:tcW w:w="7796" w:type="dxa"/>
             <w:shd w:fill="FFFFFF"/>
             <w:tcMar>
-              <w:top w:w="18" w:type="dxa"/>
-              <w:bottom w:w="18" w:type="dxa"/>
-              <w:left w:w="30" w:type="dxa"/>
-              <w:right w:w="30" w:type="dxa"/>
+              <w:top w:w="4" w:type="dxa"/>
+              <w:bottom w:w="4" w:type="dxa"/>
+              <w:left w:w="20" w:type="dxa"/>
+              <w:right w:w="20" w:type="dxa"/>
             </w:tcMar>
           </w:tcPr>
           <w:p>
@@ -756,7 +756,7 @@
               <w:rPr>
                 <w:sz w:val="25"/>
               </w:rPr>
-              <w:t>(6 Öğr.): Sümeyye Taşkin, Muzaffer Aki̇f Oçar, Çinar Efe Gi̇rgi̇n, Yusuf Eymen Yilmaz, Deri̇n Yilmaz, Cengi̇zhan Yilmaz</w:t>
+              <w:t>(5 Öğr.): Zahi̇de Gölükcü, Tuna Koç, Cengi̇zhan Yilmaz, Çinar Efe Gi̇rgi̇n, Egehan Hardal</w:t>
             </w:r>
           </w:p>
         </w:tc>
@@ -767,10 +767,10 @@
             <w:tcW w:w="3194" w:type="dxa"/>
             <w:shd w:fill="FFFFFF"/>
             <w:tcMar>
-              <w:top w:w="18" w:type="dxa"/>
-              <w:bottom w:w="18" w:type="dxa"/>
-              <w:left w:w="30" w:type="dxa"/>
-              <w:right w:w="30" w:type="dxa"/>
+              <w:top w:w="4" w:type="dxa"/>
+              <w:bottom w:w="4" w:type="dxa"/>
+              <w:left w:w="20" w:type="dxa"/>
+              <w:right w:w="20" w:type="dxa"/>
             </w:tcMar>
           </w:tcPr>
           <w:p>
@@ -778,7 +778,7 @@
               <w:rPr>
                 <w:sz w:val="20"/>
               </w:rPr>
-              <w:t>Mustafa Kemal'in Fikir Hayatını Etkileyen Olaylar</w:t>
+              <w:t>20. Yüzyıl Başlarında Osmanlı</w:t>
             </w:r>
           </w:p>
         </w:tc>
@@ -787,10 +787,10 @@
             <w:tcW w:w="1134" w:type="dxa"/>
             <w:shd w:fill="FFFFFF"/>
             <w:tcMar>
-              <w:top w:w="18" w:type="dxa"/>
-              <w:bottom w:w="18" w:type="dxa"/>
-              <w:left w:w="30" w:type="dxa"/>
-              <w:right w:w="30" w:type="dxa"/>
+              <w:top w:w="4" w:type="dxa"/>
+              <w:bottom w:w="4" w:type="dxa"/>
+              <w:left w:w="20" w:type="dxa"/>
+              <w:right w:w="20" w:type="dxa"/>
             </w:tcMar>
           </w:tcPr>
           <w:p>
@@ -802,7 +802,7 @@
                 <w:b/>
                 <w:sz w:val="20"/>
               </w:rPr>
-              <w:t>%88.9</w:t>
+              <w:t>%72.6</w:t>
             </w:r>
           </w:p>
         </w:tc>
@@ -811,10 +811,10 @@
             <w:tcW w:w="2126" w:type="dxa"/>
             <w:shd w:fill="FFFFFF"/>
             <w:tcMar>
-              <w:top w:w="18" w:type="dxa"/>
-              <w:bottom w:w="18" w:type="dxa"/>
-              <w:left w:w="30" w:type="dxa"/>
-              <w:right w:w="30" w:type="dxa"/>
+              <w:top w:w="4" w:type="dxa"/>
+              <w:bottom w:w="4" w:type="dxa"/>
+              <w:left w:w="20" w:type="dxa"/>
+              <w:right w:w="20" w:type="dxa"/>
             </w:tcMar>
           </w:tcPr>
           <w:p>
@@ -824,10 +824,10 @@
             <w:r>
               <w:rPr>
                 <w:b/>
-                <w:color w:val="0E6655"/>
+                <w:color w:val="145A32"/>
                 <w:sz w:val="20"/>
               </w:rPr>
-              <w:t>Güçlü</w:t>
+              <w:t>Geliştirilebilir</w:t>
             </w:r>
           </w:p>
         </w:tc>
@@ -836,10 +836,10 @@
             <w:tcW w:w="7796" w:type="dxa"/>
             <w:shd w:fill="FFFFFF"/>
             <w:tcMar>
-              <w:top w:w="18" w:type="dxa"/>
-              <w:bottom w:w="18" w:type="dxa"/>
-              <w:left w:w="30" w:type="dxa"/>
-              <w:right w:w="30" w:type="dxa"/>
+              <w:top w:w="4" w:type="dxa"/>
+              <w:bottom w:w="4" w:type="dxa"/>
+              <w:left w:w="20" w:type="dxa"/>
+              <w:right w:w="20" w:type="dxa"/>
             </w:tcMar>
           </w:tcPr>
           <w:p>
@@ -847,7 +847,7 @@
               <w:rPr>
                 <w:sz w:val="25"/>
               </w:rPr>
-              <w:t>(3 Öğr.): Ahmet Nevfel Özkaya, Deri̇n Yilmaz, Cengi̇zhan Yilmaz</w:t>
+              <w:t>(5 Öğr.): Yusuf Eymen Yilmaz, Sümeyye Taşkin, Deri̇n Yilmaz, Çinar Efe Gi̇rgi̇n, Egehan Hardal</w:t>
             </w:r>
           </w:p>
         </w:tc>
@@ -855,15 +855,20 @@
     </w:tbl>
     <w:p>
       <w:pPr>
-        <w:spacing w:before="80" w:after="20"/>
+        <w:spacing w:before="0" w:after="0" w:line="20" w:lineRule="exact"/>
       </w:pPr>
       <w:r>
         <w:rPr>
           <w:b/>
           <w:color w:val="1F497D"/>
-          <w:sz w:val="24"/>
+          <w:sz w:val="22"/>
         </w:rPr>
-        <w:t>👥 8/B SINIFI TÜM ÖĞRENCİLERİN BRANŞ PERFORMANS VE DAVRANIŞ SIRALAMASI (27 ÖĞRENCİ)</w:t>
+        <w:t>👥 8/B SINIFI TÜM ÖĞRENCİLERİN BRANŞ PERFORMANS VE DAVRANIŞ SIRALAMASI (28 ÖĞRENCİ)</w:t>
+      </w:r>
+      <w:r>
+        <w:rPr>
+          <w:sz w:val="2"/>
+        </w:rPr>
       </w:r>
     </w:p>
     <w:tbl>
@@ -910,10 +915,10 @@
             <w:tcW w:w="1503" w:type="dxa"/>
             <w:shd w:fill="4A4A4A"/>
             <w:tcMar>
-              <w:top w:w="25" w:type="dxa"/>
-              <w:bottom w:w="25" w:type="dxa"/>
-              <w:left w:w="35" w:type="dxa"/>
-              <w:right w:w="35" w:type="dxa"/>
+              <w:top w:w="12" w:type="dxa"/>
+              <w:bottom w:w="12" w:type="dxa"/>
+              <w:left w:w="25" w:type="dxa"/>
+              <w:right w:w="25" w:type="dxa"/>
             </w:tcMar>
           </w:tcPr>
           <w:p>
@@ -924,7 +929,7 @@
               <w:rPr>
                 <w:b/>
                 <w:color w:val="FFFFFF"/>
-                <w:sz w:val="20"/>
+                <w:sz w:val="19"/>
               </w:rPr>
               <w:t>Sıra</w:t>
             </w:r>
@@ -935,10 +940,10 @@
             <w:tcW w:w="1503" w:type="dxa"/>
             <w:shd w:fill="4A4A4A"/>
             <w:tcMar>
-              <w:top w:w="25" w:type="dxa"/>
-              <w:bottom w:w="25" w:type="dxa"/>
-              <w:left w:w="35" w:type="dxa"/>
-              <w:right w:w="35" w:type="dxa"/>
+              <w:top w:w="12" w:type="dxa"/>
+              <w:bottom w:w="12" w:type="dxa"/>
+              <w:left w:w="25" w:type="dxa"/>
+              <w:right w:w="25" w:type="dxa"/>
             </w:tcMar>
           </w:tcPr>
           <w:p>
@@ -949,7 +954,7 @@
               <w:rPr>
                 <w:b/>
                 <w:color w:val="FFFFFF"/>
-                <w:sz w:val="20"/>
+                <w:sz w:val="19"/>
               </w:rPr>
               <w:t>No</w:t>
             </w:r>
@@ -960,10 +965,10 @@
             <w:tcW w:w="1503" w:type="dxa"/>
             <w:shd w:fill="4A4A4A"/>
             <w:tcMar>
-              <w:top w:w="25" w:type="dxa"/>
-              <w:bottom w:w="25" w:type="dxa"/>
-              <w:left w:w="35" w:type="dxa"/>
-              <w:right w:w="35" w:type="dxa"/>
+              <w:top w:w="12" w:type="dxa"/>
+              <w:bottom w:w="12" w:type="dxa"/>
+              <w:left w:w="25" w:type="dxa"/>
+              <w:right w:w="25" w:type="dxa"/>
             </w:tcMar>
           </w:tcPr>
           <w:p>
@@ -971,7 +976,7 @@
               <w:rPr>
                 <w:b/>
                 <w:color w:val="FFFFFF"/>
-                <w:sz w:val="20"/>
+                <w:sz w:val="19"/>
               </w:rPr>
               <w:t>Öğrenci</w:t>
             </w:r>
@@ -982,10 +987,10 @@
             <w:tcW w:w="1503" w:type="dxa"/>
             <w:shd w:fill="4A4A4A"/>
             <w:tcMar>
-              <w:top w:w="25" w:type="dxa"/>
-              <w:bottom w:w="25" w:type="dxa"/>
-              <w:left w:w="35" w:type="dxa"/>
-              <w:right w:w="35" w:type="dxa"/>
+              <w:top w:w="12" w:type="dxa"/>
+              <w:bottom w:w="12" w:type="dxa"/>
+              <w:left w:w="25" w:type="dxa"/>
+              <w:right w:w="25" w:type="dxa"/>
             </w:tcMar>
           </w:tcPr>
           <w:p>
@@ -996,7 +1001,7 @@
               <w:rPr>
                 <w:b/>
                 <w:color w:val="FFFFFF"/>
-                <w:sz w:val="20"/>
+                <w:sz w:val="19"/>
               </w:rPr>
               <w:t>D/Y/B</w:t>
             </w:r>
@@ -1007,10 +1012,10 @@
             <w:tcW w:w="1503" w:type="dxa"/>
             <w:shd w:fill="4A4A4A"/>
             <w:tcMar>
-              <w:top w:w="25" w:type="dxa"/>
-              <w:bottom w:w="25" w:type="dxa"/>
-              <w:left w:w="35" w:type="dxa"/>
-              <w:right w:w="35" w:type="dxa"/>
+              <w:top w:w="12" w:type="dxa"/>
+              <w:bottom w:w="12" w:type="dxa"/>
+              <w:left w:w="25" w:type="dxa"/>
+              <w:right w:w="25" w:type="dxa"/>
             </w:tcMar>
           </w:tcPr>
           <w:p>
@@ -1021,7 +1026,7 @@
               <w:rPr>
                 <w:b/>
                 <w:color w:val="FFFFFF"/>
-                <w:sz w:val="20"/>
+                <w:sz w:val="19"/>
               </w:rPr>
               <w:t>Net</w:t>
             </w:r>
@@ -1032,10 +1037,10 @@
             <w:tcW w:w="1503" w:type="dxa"/>
             <w:shd w:fill="595959"/>
             <w:tcMar>
-              <w:top w:w="25" w:type="dxa"/>
-              <w:bottom w:w="25" w:type="dxa"/>
-              <w:left w:w="35" w:type="dxa"/>
-              <w:right w:w="35" w:type="dxa"/>
+              <w:top w:w="12" w:type="dxa"/>
+              <w:bottom w:w="12" w:type="dxa"/>
+              <w:left w:w="25" w:type="dxa"/>
+              <w:right w:w="25" w:type="dxa"/>
             </w:tcMar>
           </w:tcPr>
           <w:p>
@@ -1046,7 +1051,7 @@
               <w:rPr>
                 <w:b/>
                 <w:color w:val="FFFFFF"/>
-                <w:sz w:val="20"/>
+                <w:sz w:val="19"/>
               </w:rPr>
               <w:t>Sıra</w:t>
             </w:r>
@@ -1057,10 +1062,10 @@
             <w:tcW w:w="1503" w:type="dxa"/>
             <w:shd w:fill="595959"/>
             <w:tcMar>
-              <w:top w:w="25" w:type="dxa"/>
-              <w:bottom w:w="25" w:type="dxa"/>
-              <w:left w:w="35" w:type="dxa"/>
-              <w:right w:w="35" w:type="dxa"/>
+              <w:top w:w="12" w:type="dxa"/>
+              <w:bottom w:w="12" w:type="dxa"/>
+              <w:left w:w="25" w:type="dxa"/>
+              <w:right w:w="25" w:type="dxa"/>
             </w:tcMar>
           </w:tcPr>
           <w:p>
@@ -1071,7 +1076,7 @@
               <w:rPr>
                 <w:b/>
                 <w:color w:val="FFFFFF"/>
-                <w:sz w:val="20"/>
+                <w:sz w:val="19"/>
               </w:rPr>
               <w:t>No</w:t>
             </w:r>
@@ -1082,10 +1087,10 @@
             <w:tcW w:w="1503" w:type="dxa"/>
             <w:shd w:fill="595959"/>
             <w:tcMar>
-              <w:top w:w="25" w:type="dxa"/>
-              <w:bottom w:w="25" w:type="dxa"/>
-              <w:left w:w="35" w:type="dxa"/>
-              <w:right w:w="35" w:type="dxa"/>
+              <w:top w:w="12" w:type="dxa"/>
+              <w:bottom w:w="12" w:type="dxa"/>
+              <w:left w:w="25" w:type="dxa"/>
+              <w:right w:w="25" w:type="dxa"/>
             </w:tcMar>
           </w:tcPr>
           <w:p>
@@ -1093,7 +1098,7 @@
               <w:rPr>
                 <w:b/>
                 <w:color w:val="FFFFFF"/>
-                <w:sz w:val="20"/>
+                <w:sz w:val="19"/>
               </w:rPr>
               <w:t>Öğrenci</w:t>
             </w:r>
@@ -1104,10 +1109,10 @@
             <w:tcW w:w="1503" w:type="dxa"/>
             <w:shd w:fill="595959"/>
             <w:tcMar>
-              <w:top w:w="25" w:type="dxa"/>
-              <w:bottom w:w="25" w:type="dxa"/>
-              <w:left w:w="35" w:type="dxa"/>
-              <w:right w:w="35" w:type="dxa"/>
+              <w:top w:w="12" w:type="dxa"/>
+              <w:bottom w:w="12" w:type="dxa"/>
+              <w:left w:w="25" w:type="dxa"/>
+              <w:right w:w="25" w:type="dxa"/>
             </w:tcMar>
           </w:tcPr>
           <w:p>
@@ -1118,7 +1123,7 @@
               <w:rPr>
                 <w:b/>
                 <w:color w:val="FFFFFF"/>
-                <w:sz w:val="20"/>
+                <w:sz w:val="19"/>
               </w:rPr>
               <w:t>D/Y/B</w:t>
             </w:r>
@@ -1129,10 +1134,10 @@
             <w:tcW w:w="1503" w:type="dxa"/>
             <w:shd w:fill="595959"/>
             <w:tcMar>
-              <w:top w:w="25" w:type="dxa"/>
-              <w:bottom w:w="25" w:type="dxa"/>
-              <w:left w:w="35" w:type="dxa"/>
-              <w:right w:w="35" w:type="dxa"/>
+              <w:top w:w="12" w:type="dxa"/>
+              <w:bottom w:w="12" w:type="dxa"/>
+              <w:left w:w="25" w:type="dxa"/>
+              <w:right w:w="25" w:type="dxa"/>
             </w:tcMar>
           </w:tcPr>
           <w:p>
@@ -1143,7 +1148,7 @@
               <w:rPr>
                 <w:b/>
                 <w:color w:val="FFFFFF"/>
-                <w:sz w:val="20"/>
+                <w:sz w:val="19"/>
               </w:rPr>
               <w:t>Net</w:t>
             </w:r>
@@ -1156,10 +1161,10 @@
             <w:tcW w:w="1503" w:type="dxa"/>
             <w:shd w:fill="E8F8F5"/>
             <w:tcMar>
-              <w:top w:w="22" w:type="dxa"/>
-              <w:bottom w:w="22" w:type="dxa"/>
-              <w:left w:w="30" w:type="dxa"/>
-              <w:right w:w="30" w:type="dxa"/>
+              <w:top w:w="4" w:type="dxa"/>
+              <w:bottom w:w="4" w:type="dxa"/>
+              <w:left w:w="20" w:type="dxa"/>
+              <w:right w:w="20" w:type="dxa"/>
             </w:tcMar>
           </w:tcPr>
           <w:p>
@@ -1168,7 +1173,7 @@
             </w:pPr>
             <w:r>
               <w:rPr>
-                <w:sz w:val="20"/>
+                <w:sz w:val="18"/>
               </w:rPr>
               <w:t>1</w:t>
             </w:r>
@@ -1179,10 +1184,10 @@
             <w:tcW w:w="1503" w:type="dxa"/>
             <w:shd w:fill="E8F8F5"/>
             <w:tcMar>
-              <w:top w:w="22" w:type="dxa"/>
-              <w:bottom w:w="22" w:type="dxa"/>
-              <w:left w:w="30" w:type="dxa"/>
-              <w:right w:w="30" w:type="dxa"/>
+              <w:top w:w="4" w:type="dxa"/>
+              <w:bottom w:w="4" w:type="dxa"/>
+              <w:left w:w="20" w:type="dxa"/>
+              <w:right w:w="20" w:type="dxa"/>
             </w:tcMar>
           </w:tcPr>
           <w:p>
@@ -1191,9 +1196,9 @@
             </w:pPr>
             <w:r>
               <w:rPr>
-                <w:sz w:val="20"/>
+                <w:sz w:val="18"/>
               </w:rPr>
-              <w:t>182</w:t>
+              <w:t>305</w:t>
             </w:r>
           </w:p>
         </w:tc>
@@ -1202,18 +1207,18 @@
             <w:tcW w:w="1503" w:type="dxa"/>
             <w:shd w:fill="E8F8F5"/>
             <w:tcMar>
-              <w:top w:w="22" w:type="dxa"/>
-              <w:bottom w:w="22" w:type="dxa"/>
-              <w:left w:w="30" w:type="dxa"/>
-              <w:right w:w="30" w:type="dxa"/>
+              <w:top w:w="4" w:type="dxa"/>
+              <w:bottom w:w="4" w:type="dxa"/>
+              <w:left w:w="20" w:type="dxa"/>
+              <w:right w:w="20" w:type="dxa"/>
             </w:tcMar>
           </w:tcPr>
           <w:p>
             <w:r>
               <w:rPr>
-                <w:sz w:val="20"/>
+                <w:sz w:val="18"/>
               </w:rPr>
-              <w:t>Erdem Yarar</w:t>
+              <w:t>Orhan Efe Çeli̇k</w:t>
             </w:r>
           </w:p>
         </w:tc>
@@ -1222,10 +1227,10 @@
             <w:tcW w:w="1503" w:type="dxa"/>
             <w:shd w:fill="E8F8F5"/>
             <w:tcMar>
-              <w:top w:w="22" w:type="dxa"/>
-              <w:bottom w:w="22" w:type="dxa"/>
-              <w:left w:w="30" w:type="dxa"/>
-              <w:right w:w="30" w:type="dxa"/>
+              <w:top w:w="4" w:type="dxa"/>
+              <w:bottom w:w="4" w:type="dxa"/>
+              <w:left w:w="20" w:type="dxa"/>
+              <w:right w:w="20" w:type="dxa"/>
             </w:tcMar>
           </w:tcPr>
           <w:p>
@@ -1234,7 +1239,7 @@
             </w:pPr>
             <w:r>
               <w:rPr>
-                <w:sz w:val="20"/>
+                <w:sz w:val="18"/>
               </w:rPr>
               <w:t>10/0/0</w:t>
             </w:r>
@@ -1245,10 +1250,10 @@
             <w:tcW w:w="1503" w:type="dxa"/>
             <w:shd w:fill="E8F8F5"/>
             <w:tcMar>
-              <w:top w:w="22" w:type="dxa"/>
-              <w:bottom w:w="22" w:type="dxa"/>
-              <w:left w:w="30" w:type="dxa"/>
-              <w:right w:w="30" w:type="dxa"/>
+              <w:top w:w="4" w:type="dxa"/>
+              <w:bottom w:w="4" w:type="dxa"/>
+              <w:left w:w="20" w:type="dxa"/>
+              <w:right w:w="20" w:type="dxa"/>
             </w:tcMar>
           </w:tcPr>
           <w:p>
@@ -1258,7 +1263,7 @@
             <w:r>
               <w:rPr>
                 <w:b/>
-                <w:sz w:val="20"/>
+                <w:sz w:val="18"/>
               </w:rPr>
               <w:t>10.00</w:t>
             </w:r>
@@ -1269,10 +1274,10 @@
             <w:tcW w:w="1503" w:type="dxa"/>
             <w:shd w:fill="FFFFFF"/>
             <w:tcMar>
-              <w:top w:w="22" w:type="dxa"/>
-              <w:bottom w:w="22" w:type="dxa"/>
-              <w:left w:w="30" w:type="dxa"/>
-              <w:right w:w="30" w:type="dxa"/>
+              <w:top w:w="4" w:type="dxa"/>
+              <w:bottom w:w="4" w:type="dxa"/>
+              <w:left w:w="20" w:type="dxa"/>
+              <w:right w:w="20" w:type="dxa"/>
             </w:tcMar>
           </w:tcPr>
           <w:p>
@@ -1281,7 +1286,7 @@
             </w:pPr>
             <w:r>
               <w:rPr>
-                <w:sz w:val="20"/>
+                <w:sz w:val="18"/>
               </w:rPr>
               <w:t>15</w:t>
             </w:r>
@@ -1292,10 +1297,10 @@
             <w:tcW w:w="1503" w:type="dxa"/>
             <w:shd w:fill="FFFFFF"/>
             <w:tcMar>
-              <w:top w:w="22" w:type="dxa"/>
-              <w:bottom w:w="22" w:type="dxa"/>
-              <w:left w:w="30" w:type="dxa"/>
-              <w:right w:w="30" w:type="dxa"/>
+              <w:top w:w="4" w:type="dxa"/>
+              <w:bottom w:w="4" w:type="dxa"/>
+              <w:left w:w="20" w:type="dxa"/>
+              <w:right w:w="20" w:type="dxa"/>
             </w:tcMar>
           </w:tcPr>
           <w:p>
@@ -1304,9 +1309,9 @@
             </w:pPr>
             <w:r>
               <w:rPr>
-                <w:sz w:val="20"/>
+                <w:sz w:val="18"/>
               </w:rPr>
-              <w:t>84</w:t>
+              <w:t>117</w:t>
             </w:r>
           </w:p>
         </w:tc>
@@ -1315,18 +1320,18 @@
             <w:tcW w:w="1503" w:type="dxa"/>
             <w:shd w:fill="FFFFFF"/>
             <w:tcMar>
-              <w:top w:w="22" w:type="dxa"/>
-              <w:bottom w:w="22" w:type="dxa"/>
-              <w:left w:w="30" w:type="dxa"/>
-              <w:right w:w="30" w:type="dxa"/>
+              <w:top w:w="4" w:type="dxa"/>
+              <w:bottom w:w="4" w:type="dxa"/>
+              <w:left w:w="20" w:type="dxa"/>
+              <w:right w:w="20" w:type="dxa"/>
             </w:tcMar>
           </w:tcPr>
           <w:p>
             <w:r>
               <w:rPr>
-                <w:sz w:val="20"/>
+                <w:sz w:val="18"/>
               </w:rPr>
-              <w:t>Kuzey Yusuf Uruk</w:t>
+              <w:t>Çağrihan Bengül</w:t>
             </w:r>
           </w:p>
         </w:tc>
@@ -1335,10 +1340,10 @@
             <w:tcW w:w="1503" w:type="dxa"/>
             <w:shd w:fill="FFFFFF"/>
             <w:tcMar>
-              <w:top w:w="22" w:type="dxa"/>
-              <w:bottom w:w="22" w:type="dxa"/>
-              <w:left w:w="30" w:type="dxa"/>
-              <w:right w:w="30" w:type="dxa"/>
+              <w:top w:w="4" w:type="dxa"/>
+              <w:bottom w:w="4" w:type="dxa"/>
+              <w:left w:w="20" w:type="dxa"/>
+              <w:right w:w="20" w:type="dxa"/>
             </w:tcMar>
           </w:tcPr>
           <w:p>
@@ -1347,7 +1352,7 @@
             </w:pPr>
             <w:r>
               <w:rPr>
-                <w:sz w:val="20"/>
+                <w:sz w:val="18"/>
               </w:rPr>
               <w:t>7/3/0</w:t>
             </w:r>
@@ -1358,10 +1363,10 @@
             <w:tcW w:w="1503" w:type="dxa"/>
             <w:shd w:fill="FFFFFF"/>
             <w:tcMar>
-              <w:top w:w="22" w:type="dxa"/>
-              <w:bottom w:w="22" w:type="dxa"/>
-              <w:left w:w="30" w:type="dxa"/>
-              <w:right w:w="30" w:type="dxa"/>
+              <w:top w:w="4" w:type="dxa"/>
+              <w:bottom w:w="4" w:type="dxa"/>
+              <w:left w:w="20" w:type="dxa"/>
+              <w:right w:w="20" w:type="dxa"/>
             </w:tcMar>
           </w:tcPr>
           <w:p>
@@ -1371,7 +1376,7 @@
             <w:r>
               <w:rPr>
                 <w:b/>
-                <w:sz w:val="20"/>
+                <w:sz w:val="18"/>
               </w:rPr>
               <w:t>6.00</w:t>
             </w:r>
@@ -1384,10 +1389,10 @@
             <w:tcW w:w="1503" w:type="dxa"/>
             <w:shd w:fill="E8F8F5"/>
             <w:tcMar>
-              <w:top w:w="22" w:type="dxa"/>
-              <w:bottom w:w="22" w:type="dxa"/>
-              <w:left w:w="30" w:type="dxa"/>
-              <w:right w:w="30" w:type="dxa"/>
+              <w:top w:w="4" w:type="dxa"/>
+              <w:bottom w:w="4" w:type="dxa"/>
+              <w:left w:w="20" w:type="dxa"/>
+              <w:right w:w="20" w:type="dxa"/>
             </w:tcMar>
           </w:tcPr>
           <w:p>
@@ -1396,7 +1401,7 @@
             </w:pPr>
             <w:r>
               <w:rPr>
-                <w:sz w:val="20"/>
+                <w:sz w:val="18"/>
               </w:rPr>
               <w:t>2</w:t>
             </w:r>
@@ -1407,10 +1412,10 @@
             <w:tcW w:w="1503" w:type="dxa"/>
             <w:shd w:fill="E8F8F5"/>
             <w:tcMar>
-              <w:top w:w="22" w:type="dxa"/>
-              <w:bottom w:w="22" w:type="dxa"/>
-              <w:left w:w="30" w:type="dxa"/>
-              <w:right w:w="30" w:type="dxa"/>
+              <w:top w:w="4" w:type="dxa"/>
+              <w:bottom w:w="4" w:type="dxa"/>
+              <w:left w:w="20" w:type="dxa"/>
+              <w:right w:w="20" w:type="dxa"/>
             </w:tcMar>
           </w:tcPr>
           <w:p>
@@ -1419,9 +1424,9 @@
             </w:pPr>
             <w:r>
               <w:rPr>
-                <w:sz w:val="20"/>
+                <w:sz w:val="18"/>
               </w:rPr>
-              <w:t>386</w:t>
+              <w:t>230</w:t>
             </w:r>
           </w:p>
         </w:tc>
@@ -1430,18 +1435,18 @@
             <w:tcW w:w="1503" w:type="dxa"/>
             <w:shd w:fill="E8F8F5"/>
             <w:tcMar>
-              <w:top w:w="22" w:type="dxa"/>
-              <w:bottom w:w="22" w:type="dxa"/>
-              <w:left w:w="30" w:type="dxa"/>
-              <w:right w:w="30" w:type="dxa"/>
+              <w:top w:w="4" w:type="dxa"/>
+              <w:bottom w:w="4" w:type="dxa"/>
+              <w:left w:w="20" w:type="dxa"/>
+              <w:right w:w="20" w:type="dxa"/>
             </w:tcMar>
           </w:tcPr>
           <w:p>
             <w:r>
               <w:rPr>
-                <w:sz w:val="20"/>
+                <w:sz w:val="18"/>
               </w:rPr>
-              <w:t>Kuzey Can</w:t>
+              <w:t>Kenan Emi̇r Yama</w:t>
             </w:r>
           </w:p>
         </w:tc>
@@ -1450,10 +1455,10 @@
             <w:tcW w:w="1503" w:type="dxa"/>
             <w:shd w:fill="E8F8F5"/>
             <w:tcMar>
-              <w:top w:w="22" w:type="dxa"/>
-              <w:bottom w:w="22" w:type="dxa"/>
-              <w:left w:w="30" w:type="dxa"/>
-              <w:right w:w="30" w:type="dxa"/>
+              <w:top w:w="4" w:type="dxa"/>
+              <w:bottom w:w="4" w:type="dxa"/>
+              <w:left w:w="20" w:type="dxa"/>
+              <w:right w:w="20" w:type="dxa"/>
             </w:tcMar>
           </w:tcPr>
           <w:p>
@@ -1462,9 +1467,9 @@
             </w:pPr>
             <w:r>
               <w:rPr>
-                <w:sz w:val="20"/>
+                <w:sz w:val="18"/>
               </w:rPr>
-              <w:t>10/0/0</w:t>
+              <w:t>9/0/1</w:t>
             </w:r>
           </w:p>
         </w:tc>
@@ -1473,10 +1478,10 @@
             <w:tcW w:w="1503" w:type="dxa"/>
             <w:shd w:fill="E8F8F5"/>
             <w:tcMar>
-              <w:top w:w="22" w:type="dxa"/>
-              <w:bottom w:w="22" w:type="dxa"/>
-              <w:left w:w="30" w:type="dxa"/>
-              <w:right w:w="30" w:type="dxa"/>
+              <w:top w:w="4" w:type="dxa"/>
+              <w:bottom w:w="4" w:type="dxa"/>
+              <w:left w:w="20" w:type="dxa"/>
+              <w:right w:w="20" w:type="dxa"/>
             </w:tcMar>
           </w:tcPr>
           <w:p>
@@ -1486,9 +1491,9 @@
             <w:r>
               <w:rPr>
                 <w:b/>
-                <w:sz w:val="20"/>
+                <w:sz w:val="18"/>
               </w:rPr>
-              <w:t>10.00</w:t>
+              <w:t>9.00</w:t>
             </w:r>
           </w:p>
         </w:tc>
@@ -1497,10 +1502,10 @@
             <w:tcW w:w="1503" w:type="dxa"/>
             <w:shd w:fill="F9F9F9"/>
             <w:tcMar>
-              <w:top w:w="22" w:type="dxa"/>
-              <w:bottom w:w="22" w:type="dxa"/>
-              <w:left w:w="30" w:type="dxa"/>
-              <w:right w:w="30" w:type="dxa"/>
+              <w:top w:w="4" w:type="dxa"/>
+              <w:bottom w:w="4" w:type="dxa"/>
+              <w:left w:w="20" w:type="dxa"/>
+              <w:right w:w="20" w:type="dxa"/>
             </w:tcMar>
           </w:tcPr>
           <w:p>
@@ -1509,7 +1514,7 @@
             </w:pPr>
             <w:r>
               <w:rPr>
-                <w:sz w:val="20"/>
+                <w:sz w:val="18"/>
               </w:rPr>
               <w:t>16</w:t>
             </w:r>
@@ -1520,10 +1525,10 @@
             <w:tcW w:w="1503" w:type="dxa"/>
             <w:shd w:fill="F9F9F9"/>
             <w:tcMar>
-              <w:top w:w="22" w:type="dxa"/>
-              <w:bottom w:w="22" w:type="dxa"/>
-              <w:left w:w="30" w:type="dxa"/>
-              <w:right w:w="30" w:type="dxa"/>
+              <w:top w:w="4" w:type="dxa"/>
+              <w:bottom w:w="4" w:type="dxa"/>
+              <w:left w:w="20" w:type="dxa"/>
+              <w:right w:w="20" w:type="dxa"/>
             </w:tcMar>
           </w:tcPr>
           <w:p>
@@ -1532,9 +1537,9 @@
             </w:pPr>
             <w:r>
               <w:rPr>
-                <w:sz w:val="20"/>
+                <w:sz w:val="18"/>
               </w:rPr>
-              <w:t>203</w:t>
+              <w:t>225</w:t>
             </w:r>
           </w:p>
         </w:tc>
@@ -1543,18 +1548,18 @@
             <w:tcW w:w="1503" w:type="dxa"/>
             <w:shd w:fill="F9F9F9"/>
             <w:tcMar>
-              <w:top w:w="22" w:type="dxa"/>
-              <w:bottom w:w="22" w:type="dxa"/>
-              <w:left w:w="30" w:type="dxa"/>
-              <w:right w:w="30" w:type="dxa"/>
+              <w:top w:w="4" w:type="dxa"/>
+              <w:bottom w:w="4" w:type="dxa"/>
+              <w:left w:w="20" w:type="dxa"/>
+              <w:right w:w="20" w:type="dxa"/>
             </w:tcMar>
           </w:tcPr>
           <w:p>
             <w:r>
               <w:rPr>
-                <w:sz w:val="20"/>
+                <w:sz w:val="18"/>
               </w:rPr>
-              <w:t>Kerem Araci</w:t>
+              <w:t>Ilgin Kara</w:t>
             </w:r>
           </w:p>
         </w:tc>
@@ -1563,10 +1568,10 @@
             <w:tcW w:w="1503" w:type="dxa"/>
             <w:shd w:fill="F9F9F9"/>
             <w:tcMar>
-              <w:top w:w="22" w:type="dxa"/>
-              <w:bottom w:w="22" w:type="dxa"/>
-              <w:left w:w="30" w:type="dxa"/>
-              <w:right w:w="30" w:type="dxa"/>
+              <w:top w:w="4" w:type="dxa"/>
+              <w:bottom w:w="4" w:type="dxa"/>
+              <w:left w:w="20" w:type="dxa"/>
+              <w:right w:w="20" w:type="dxa"/>
             </w:tcMar>
           </w:tcPr>
           <w:p>
@@ -1575,7 +1580,7 @@
             </w:pPr>
             <w:r>
               <w:rPr>
-                <w:sz w:val="20"/>
+                <w:sz w:val="18"/>
               </w:rPr>
               <w:t>7/3/0</w:t>
             </w:r>
@@ -1586,10 +1591,10 @@
             <w:tcW w:w="1503" w:type="dxa"/>
             <w:shd w:fill="F9F9F9"/>
             <w:tcMar>
-              <w:top w:w="22" w:type="dxa"/>
-              <w:bottom w:w="22" w:type="dxa"/>
-              <w:left w:w="30" w:type="dxa"/>
-              <w:right w:w="30" w:type="dxa"/>
+              <w:top w:w="4" w:type="dxa"/>
+              <w:bottom w:w="4" w:type="dxa"/>
+              <w:left w:w="20" w:type="dxa"/>
+              <w:right w:w="20" w:type="dxa"/>
             </w:tcMar>
           </w:tcPr>
           <w:p>
@@ -1599,7 +1604,7 @@
             <w:r>
               <w:rPr>
                 <w:b/>
-                <w:sz w:val="20"/>
+                <w:sz w:val="18"/>
               </w:rPr>
               <w:t>6.00</w:t>
             </w:r>
@@ -1612,10 +1617,10 @@
             <w:tcW w:w="1503" w:type="dxa"/>
             <w:shd w:fill="E8F8F5"/>
             <w:tcMar>
-              <w:top w:w="22" w:type="dxa"/>
-              <w:bottom w:w="22" w:type="dxa"/>
-              <w:left w:w="30" w:type="dxa"/>
-              <w:right w:w="30" w:type="dxa"/>
+              <w:top w:w="4" w:type="dxa"/>
+              <w:bottom w:w="4" w:type="dxa"/>
+              <w:left w:w="20" w:type="dxa"/>
+              <w:right w:w="20" w:type="dxa"/>
             </w:tcMar>
           </w:tcPr>
           <w:p>
@@ -1624,7 +1629,7 @@
             </w:pPr>
             <w:r>
               <w:rPr>
-                <w:sz w:val="20"/>
+                <w:sz w:val="18"/>
               </w:rPr>
               <w:t>3</w:t>
             </w:r>
@@ -1635,10 +1640,10 @@
             <w:tcW w:w="1503" w:type="dxa"/>
             <w:shd w:fill="E8F8F5"/>
             <w:tcMar>
-              <w:top w:w="22" w:type="dxa"/>
-              <w:bottom w:w="22" w:type="dxa"/>
-              <w:left w:w="30" w:type="dxa"/>
-              <w:right w:w="30" w:type="dxa"/>
+              <w:top w:w="4" w:type="dxa"/>
+              <w:bottom w:w="4" w:type="dxa"/>
+              <w:left w:w="20" w:type="dxa"/>
+              <w:right w:w="20" w:type="dxa"/>
             </w:tcMar>
           </w:tcPr>
           <w:p>
@@ -1647,9 +1652,9 @@
             </w:pPr>
             <w:r>
               <w:rPr>
-                <w:sz w:val="20"/>
+                <w:sz w:val="18"/>
               </w:rPr>
-              <w:t>230</w:t>
+              <w:t>84</w:t>
             </w:r>
           </w:p>
         </w:tc>
@@ -1658,18 +1663,18 @@
             <w:tcW w:w="1503" w:type="dxa"/>
             <w:shd w:fill="E8F8F5"/>
             <w:tcMar>
-              <w:top w:w="22" w:type="dxa"/>
-              <w:bottom w:w="22" w:type="dxa"/>
-              <w:left w:w="30" w:type="dxa"/>
-              <w:right w:w="30" w:type="dxa"/>
+              <w:top w:w="4" w:type="dxa"/>
+              <w:bottom w:w="4" w:type="dxa"/>
+              <w:left w:w="20" w:type="dxa"/>
+              <w:right w:w="20" w:type="dxa"/>
             </w:tcMar>
           </w:tcPr>
           <w:p>
             <w:r>
               <w:rPr>
-                <w:sz w:val="20"/>
+                <w:sz w:val="18"/>
               </w:rPr>
-              <w:t>Kenan Emi̇r Yama</w:t>
+              <w:t>Kuzey Yusuf Uruk</w:t>
             </w:r>
           </w:p>
         </w:tc>
@@ -1678,10 +1683,10 @@
             <w:tcW w:w="1503" w:type="dxa"/>
             <w:shd w:fill="E8F8F5"/>
             <w:tcMar>
-              <w:top w:w="22" w:type="dxa"/>
-              <w:bottom w:w="22" w:type="dxa"/>
-              <w:left w:w="30" w:type="dxa"/>
-              <w:right w:w="30" w:type="dxa"/>
+              <w:top w:w="4" w:type="dxa"/>
+              <w:bottom w:w="4" w:type="dxa"/>
+              <w:left w:w="20" w:type="dxa"/>
+              <w:right w:w="20" w:type="dxa"/>
             </w:tcMar>
           </w:tcPr>
           <w:p>
@@ -1690,9 +1695,9 @@
             </w:pPr>
             <w:r>
               <w:rPr>
-                <w:sz w:val="20"/>
+                <w:sz w:val="18"/>
               </w:rPr>
-              <w:t>10/0/0</w:t>
+              <w:t>9/1/0</w:t>
             </w:r>
           </w:p>
         </w:tc>
@@ -1701,10 +1706,10 @@
             <w:tcW w:w="1503" w:type="dxa"/>
             <w:shd w:fill="E8F8F5"/>
             <w:tcMar>
-              <w:top w:w="22" w:type="dxa"/>
-              <w:bottom w:w="22" w:type="dxa"/>
-              <w:left w:w="30" w:type="dxa"/>
-              <w:right w:w="30" w:type="dxa"/>
+              <w:top w:w="4" w:type="dxa"/>
+              <w:bottom w:w="4" w:type="dxa"/>
+              <w:left w:w="20" w:type="dxa"/>
+              <w:right w:w="20" w:type="dxa"/>
             </w:tcMar>
           </w:tcPr>
           <w:p>
@@ -1714,9 +1719,9 @@
             <w:r>
               <w:rPr>
                 <w:b/>
-                <w:sz w:val="20"/>
+                <w:sz w:val="18"/>
               </w:rPr>
-              <w:t>10.00</w:t>
+              <w:t>8.67</w:t>
             </w:r>
           </w:p>
         </w:tc>
@@ -1725,10 +1730,10 @@
             <w:tcW w:w="1503" w:type="dxa"/>
             <w:shd w:fill="FFFFFF"/>
             <w:tcMar>
-              <w:top w:w="22" w:type="dxa"/>
-              <w:bottom w:w="22" w:type="dxa"/>
-              <w:left w:w="30" w:type="dxa"/>
-              <w:right w:w="30" w:type="dxa"/>
+              <w:top w:w="4" w:type="dxa"/>
+              <w:bottom w:w="4" w:type="dxa"/>
+              <w:left w:w="20" w:type="dxa"/>
+              <w:right w:w="20" w:type="dxa"/>
             </w:tcMar>
           </w:tcPr>
           <w:p>
@@ -1737,7 +1742,7 @@
             </w:pPr>
             <w:r>
               <w:rPr>
-                <w:sz w:val="20"/>
+                <w:sz w:val="18"/>
               </w:rPr>
               <w:t>17</w:t>
             </w:r>
@@ -1748,10 +1753,10 @@
             <w:tcW w:w="1503" w:type="dxa"/>
             <w:shd w:fill="FFFFFF"/>
             <w:tcMar>
-              <w:top w:w="22" w:type="dxa"/>
-              <w:bottom w:w="22" w:type="dxa"/>
-              <w:left w:w="30" w:type="dxa"/>
-              <w:right w:w="30" w:type="dxa"/>
+              <w:top w:w="4" w:type="dxa"/>
+              <w:bottom w:w="4" w:type="dxa"/>
+              <w:left w:w="20" w:type="dxa"/>
+              <w:right w:w="20" w:type="dxa"/>
             </w:tcMar>
           </w:tcPr>
           <w:p>
@@ -1760,9 +1765,9 @@
             </w:pPr>
             <w:r>
               <w:rPr>
-                <w:sz w:val="20"/>
+                <w:sz w:val="18"/>
               </w:rPr>
-              <w:t>229</w:t>
+              <w:t>247</w:t>
             </w:r>
           </w:p>
         </w:tc>
@@ -1771,18 +1776,18 @@
             <w:tcW w:w="1503" w:type="dxa"/>
             <w:shd w:fill="FFFFFF"/>
             <w:tcMar>
-              <w:top w:w="22" w:type="dxa"/>
-              <w:bottom w:w="22" w:type="dxa"/>
-              <w:left w:w="30" w:type="dxa"/>
-              <w:right w:w="30" w:type="dxa"/>
+              <w:top w:w="4" w:type="dxa"/>
+              <w:bottom w:w="4" w:type="dxa"/>
+              <w:left w:w="20" w:type="dxa"/>
+              <w:right w:w="20" w:type="dxa"/>
             </w:tcMar>
           </w:tcPr>
           <w:p>
             <w:r>
               <w:rPr>
-                <w:sz w:val="20"/>
+                <w:sz w:val="18"/>
               </w:rPr>
-              <w:t>Ni̇sanur Kayabey</w:t>
+              <w:t>Zehra Şenel</w:t>
             </w:r>
           </w:p>
         </w:tc>
@@ -1791,10 +1796,10 @@
             <w:tcW w:w="1503" w:type="dxa"/>
             <w:shd w:fill="FFFFFF"/>
             <w:tcMar>
-              <w:top w:w="22" w:type="dxa"/>
-              <w:bottom w:w="22" w:type="dxa"/>
-              <w:left w:w="30" w:type="dxa"/>
-              <w:right w:w="30" w:type="dxa"/>
+              <w:top w:w="4" w:type="dxa"/>
+              <w:bottom w:w="4" w:type="dxa"/>
+              <w:left w:w="20" w:type="dxa"/>
+              <w:right w:w="20" w:type="dxa"/>
             </w:tcMar>
           </w:tcPr>
           <w:p>
@@ -1803,7 +1808,7 @@
             </w:pPr>
             <w:r>
               <w:rPr>
-                <w:sz w:val="20"/>
+                <w:sz w:val="18"/>
               </w:rPr>
               <w:t>7/3/0</w:t>
             </w:r>
@@ -1814,10 +1819,10 @@
             <w:tcW w:w="1503" w:type="dxa"/>
             <w:shd w:fill="FFFFFF"/>
             <w:tcMar>
-              <w:top w:w="22" w:type="dxa"/>
-              <w:bottom w:w="22" w:type="dxa"/>
-              <w:left w:w="30" w:type="dxa"/>
-              <w:right w:w="30" w:type="dxa"/>
+              <w:top w:w="4" w:type="dxa"/>
+              <w:bottom w:w="4" w:type="dxa"/>
+              <w:left w:w="20" w:type="dxa"/>
+              <w:right w:w="20" w:type="dxa"/>
             </w:tcMar>
           </w:tcPr>
           <w:p>
@@ -1827,7 +1832,7 @@
             <w:r>
               <w:rPr>
                 <w:b/>
-                <w:sz w:val="20"/>
+                <w:sz w:val="18"/>
               </w:rPr>
               <w:t>6.00</w:t>
             </w:r>
@@ -1840,10 +1845,10 @@
             <w:tcW w:w="1503" w:type="dxa"/>
             <w:shd w:fill="E8F8F5"/>
             <w:tcMar>
-              <w:top w:w="22" w:type="dxa"/>
-              <w:bottom w:w="22" w:type="dxa"/>
-              <w:left w:w="30" w:type="dxa"/>
-              <w:right w:w="30" w:type="dxa"/>
+              <w:top w:w="4" w:type="dxa"/>
+              <w:bottom w:w="4" w:type="dxa"/>
+              <w:left w:w="20" w:type="dxa"/>
+              <w:right w:w="20" w:type="dxa"/>
             </w:tcMar>
           </w:tcPr>
           <w:p>
@@ -1852,7 +1857,7 @@
             </w:pPr>
             <w:r>
               <w:rPr>
-                <w:sz w:val="20"/>
+                <w:sz w:val="18"/>
               </w:rPr>
               <w:t>4</w:t>
             </w:r>
@@ -1863,10 +1868,10 @@
             <w:tcW w:w="1503" w:type="dxa"/>
             <w:shd w:fill="E8F8F5"/>
             <w:tcMar>
-              <w:top w:w="22" w:type="dxa"/>
-              <w:bottom w:w="22" w:type="dxa"/>
-              <w:left w:w="30" w:type="dxa"/>
-              <w:right w:w="30" w:type="dxa"/>
+              <w:top w:w="4" w:type="dxa"/>
+              <w:bottom w:w="4" w:type="dxa"/>
+              <w:left w:w="20" w:type="dxa"/>
+              <w:right w:w="20" w:type="dxa"/>
             </w:tcMar>
           </w:tcPr>
           <w:p>
@@ -1875,9 +1880,9 @@
             </w:pPr>
             <w:r>
               <w:rPr>
-                <w:sz w:val="20"/>
+                <w:sz w:val="18"/>
               </w:rPr>
-              <w:t>305</w:t>
+              <w:t>292</w:t>
             </w:r>
           </w:p>
         </w:tc>
@@ -1886,18 +1891,18 @@
             <w:tcW w:w="1503" w:type="dxa"/>
             <w:shd w:fill="E8F8F5"/>
             <w:tcMar>
-              <w:top w:w="22" w:type="dxa"/>
-              <w:bottom w:w="22" w:type="dxa"/>
-              <w:left w:w="30" w:type="dxa"/>
-              <w:right w:w="30" w:type="dxa"/>
+              <w:top w:w="4" w:type="dxa"/>
+              <w:bottom w:w="4" w:type="dxa"/>
+              <w:left w:w="20" w:type="dxa"/>
+              <w:right w:w="20" w:type="dxa"/>
             </w:tcMar>
           </w:tcPr>
           <w:p>
             <w:r>
               <w:rPr>
-                <w:sz w:val="20"/>
+                <w:sz w:val="18"/>
               </w:rPr>
-              <w:t>Orhan Efe Çeli̇k</w:t>
+              <w:t>Hali̇t Eren Hatu</w:t>
             </w:r>
           </w:p>
         </w:tc>
@@ -1906,10 +1911,10 @@
             <w:tcW w:w="1503" w:type="dxa"/>
             <w:shd w:fill="E8F8F5"/>
             <w:tcMar>
-              <w:top w:w="22" w:type="dxa"/>
-              <w:bottom w:w="22" w:type="dxa"/>
-              <w:left w:w="30" w:type="dxa"/>
-              <w:right w:w="30" w:type="dxa"/>
+              <w:top w:w="4" w:type="dxa"/>
+              <w:bottom w:w="4" w:type="dxa"/>
+              <w:left w:w="20" w:type="dxa"/>
+              <w:right w:w="20" w:type="dxa"/>
             </w:tcMar>
           </w:tcPr>
           <w:p>
@@ -1918,7 +1923,7 @@
             </w:pPr>
             <w:r>
               <w:rPr>
-                <w:sz w:val="20"/>
+                <w:sz w:val="18"/>
               </w:rPr>
               <w:t>9/1/0</w:t>
             </w:r>
@@ -1929,10 +1934,10 @@
             <w:tcW w:w="1503" w:type="dxa"/>
             <w:shd w:fill="E8F8F5"/>
             <w:tcMar>
-              <w:top w:w="22" w:type="dxa"/>
-              <w:bottom w:w="22" w:type="dxa"/>
-              <w:left w:w="30" w:type="dxa"/>
-              <w:right w:w="30" w:type="dxa"/>
+              <w:top w:w="4" w:type="dxa"/>
+              <w:bottom w:w="4" w:type="dxa"/>
+              <w:left w:w="20" w:type="dxa"/>
+              <w:right w:w="20" w:type="dxa"/>
             </w:tcMar>
           </w:tcPr>
           <w:p>
@@ -1942,7 +1947,7 @@
             <w:r>
               <w:rPr>
                 <w:b/>
-                <w:sz w:val="20"/>
+                <w:sz w:val="18"/>
               </w:rPr>
               <w:t>8.67</w:t>
             </w:r>
@@ -1953,10 +1958,10 @@
             <w:tcW w:w="1503" w:type="dxa"/>
             <w:shd w:fill="F9F9F9"/>
             <w:tcMar>
-              <w:top w:w="22" w:type="dxa"/>
-              <w:bottom w:w="22" w:type="dxa"/>
-              <w:left w:w="30" w:type="dxa"/>
-              <w:right w:w="30" w:type="dxa"/>
+              <w:top w:w="4" w:type="dxa"/>
+              <w:bottom w:w="4" w:type="dxa"/>
+              <w:left w:w="20" w:type="dxa"/>
+              <w:right w:w="20" w:type="dxa"/>
             </w:tcMar>
           </w:tcPr>
           <w:p>
@@ -1965,7 +1970,7 @@
             </w:pPr>
             <w:r>
               <w:rPr>
-                <w:sz w:val="20"/>
+                <w:sz w:val="18"/>
               </w:rPr>
               <w:t>18</w:t>
             </w:r>
@@ -1976,10 +1981,10 @@
             <w:tcW w:w="1503" w:type="dxa"/>
             <w:shd w:fill="F9F9F9"/>
             <w:tcMar>
-              <w:top w:w="22" w:type="dxa"/>
-              <w:bottom w:w="22" w:type="dxa"/>
-              <w:left w:w="30" w:type="dxa"/>
-              <w:right w:w="30" w:type="dxa"/>
+              <w:top w:w="4" w:type="dxa"/>
+              <w:bottom w:w="4" w:type="dxa"/>
+              <w:left w:w="20" w:type="dxa"/>
+              <w:right w:w="20" w:type="dxa"/>
             </w:tcMar>
           </w:tcPr>
           <w:p>
@@ -1988,9 +1993,9 @@
             </w:pPr>
             <w:r>
               <w:rPr>
-                <w:sz w:val="20"/>
+                <w:sz w:val="18"/>
               </w:rPr>
-              <w:t>303</w:t>
+              <w:t>229</w:t>
             </w:r>
           </w:p>
         </w:tc>
@@ -1999,18 +2004,18 @@
             <w:tcW w:w="1503" w:type="dxa"/>
             <w:shd w:fill="F9F9F9"/>
             <w:tcMar>
-              <w:top w:w="22" w:type="dxa"/>
-              <w:bottom w:w="22" w:type="dxa"/>
-              <w:left w:w="30" w:type="dxa"/>
-              <w:right w:w="30" w:type="dxa"/>
+              <w:top w:w="4" w:type="dxa"/>
+              <w:bottom w:w="4" w:type="dxa"/>
+              <w:left w:w="20" w:type="dxa"/>
+              <w:right w:w="20" w:type="dxa"/>
             </w:tcMar>
           </w:tcPr>
           <w:p>
             <w:r>
               <w:rPr>
-                <w:sz w:val="20"/>
+                <w:sz w:val="18"/>
               </w:rPr>
-              <w:t>Mustafa Gülseven</w:t>
+              <w:t>Ni̇sanur Kayabey</w:t>
             </w:r>
           </w:p>
         </w:tc>
@@ -2019,10 +2024,10 @@
             <w:tcW w:w="1503" w:type="dxa"/>
             <w:shd w:fill="F9F9F9"/>
             <w:tcMar>
-              <w:top w:w="22" w:type="dxa"/>
-              <w:bottom w:w="22" w:type="dxa"/>
-              <w:left w:w="30" w:type="dxa"/>
-              <w:right w:w="30" w:type="dxa"/>
+              <w:top w:w="4" w:type="dxa"/>
+              <w:bottom w:w="4" w:type="dxa"/>
+              <w:left w:w="20" w:type="dxa"/>
+              <w:right w:w="20" w:type="dxa"/>
             </w:tcMar>
           </w:tcPr>
           <w:p>
@@ -2031,9 +2036,9 @@
             </w:pPr>
             <w:r>
               <w:rPr>
-                <w:sz w:val="20"/>
+                <w:sz w:val="18"/>
               </w:rPr>
-              <w:t>7/3/0</w:t>
+              <w:t>6/3/1</w:t>
             </w:r>
           </w:p>
         </w:tc>
@@ -2042,10 +2047,10 @@
             <w:tcW w:w="1503" w:type="dxa"/>
             <w:shd w:fill="F9F9F9"/>
             <w:tcMar>
-              <w:top w:w="22" w:type="dxa"/>
-              <w:bottom w:w="22" w:type="dxa"/>
-              <w:left w:w="30" w:type="dxa"/>
-              <w:right w:w="30" w:type="dxa"/>
+              <w:top w:w="4" w:type="dxa"/>
+              <w:bottom w:w="4" w:type="dxa"/>
+              <w:left w:w="20" w:type="dxa"/>
+              <w:right w:w="20" w:type="dxa"/>
             </w:tcMar>
           </w:tcPr>
           <w:p>
@@ -2055,9 +2060,9 @@
             <w:r>
               <w:rPr>
                 <w:b/>
-                <w:sz w:val="20"/>
+                <w:sz w:val="18"/>
               </w:rPr>
-              <w:t>6.00</w:t>
+              <w:t>5.00</w:t>
             </w:r>
           </w:p>
         </w:tc>
@@ -2068,10 +2073,10 @@
             <w:tcW w:w="1503" w:type="dxa"/>
             <w:shd w:fill="E8F8F5"/>
             <w:tcMar>
-              <w:top w:w="22" w:type="dxa"/>
-              <w:bottom w:w="22" w:type="dxa"/>
-              <w:left w:w="30" w:type="dxa"/>
-              <w:right w:w="30" w:type="dxa"/>
+              <w:top w:w="4" w:type="dxa"/>
+              <w:bottom w:w="4" w:type="dxa"/>
+              <w:left w:w="20" w:type="dxa"/>
+              <w:right w:w="20" w:type="dxa"/>
             </w:tcMar>
           </w:tcPr>
           <w:p>
@@ -2080,7 +2085,7 @@
             </w:pPr>
             <w:r>
               <w:rPr>
-                <w:sz w:val="20"/>
+                <w:sz w:val="18"/>
               </w:rPr>
               <w:t>5</w:t>
             </w:r>
@@ -2091,10 +2096,10 @@
             <w:tcW w:w="1503" w:type="dxa"/>
             <w:shd w:fill="E8F8F5"/>
             <w:tcMar>
-              <w:top w:w="22" w:type="dxa"/>
-              <w:bottom w:w="22" w:type="dxa"/>
-              <w:left w:w="30" w:type="dxa"/>
-              <w:right w:w="30" w:type="dxa"/>
+              <w:top w:w="4" w:type="dxa"/>
+              <w:bottom w:w="4" w:type="dxa"/>
+              <w:left w:w="20" w:type="dxa"/>
+              <w:right w:w="20" w:type="dxa"/>
             </w:tcMar>
           </w:tcPr>
           <w:p>
@@ -2103,9 +2108,9 @@
             </w:pPr>
             <w:r>
               <w:rPr>
-                <w:sz w:val="20"/>
+                <w:sz w:val="18"/>
               </w:rPr>
-              <w:t>306</w:t>
+              <w:t>182</w:t>
             </w:r>
           </w:p>
         </w:tc>
@@ -2114,18 +2119,18 @@
             <w:tcW w:w="1503" w:type="dxa"/>
             <w:shd w:fill="E8F8F5"/>
             <w:tcMar>
-              <w:top w:w="22" w:type="dxa"/>
-              <w:bottom w:w="22" w:type="dxa"/>
-              <w:left w:w="30" w:type="dxa"/>
-              <w:right w:w="30" w:type="dxa"/>
+              <w:top w:w="4" w:type="dxa"/>
+              <w:bottom w:w="4" w:type="dxa"/>
+              <w:left w:w="20" w:type="dxa"/>
+              <w:right w:w="20" w:type="dxa"/>
             </w:tcMar>
           </w:tcPr>
           <w:p>
             <w:r>
               <w:rPr>
-                <w:sz w:val="20"/>
+                <w:sz w:val="18"/>
               </w:rPr>
-              <w:t>Zeynep Ece Çeli̇</w:t>
+              <w:t>Erdem Yarar</w:t>
             </w:r>
           </w:p>
         </w:tc>
@@ -2134,10 +2139,10 @@
             <w:tcW w:w="1503" w:type="dxa"/>
             <w:shd w:fill="E8F8F5"/>
             <w:tcMar>
-              <w:top w:w="22" w:type="dxa"/>
-              <w:bottom w:w="22" w:type="dxa"/>
-              <w:left w:w="30" w:type="dxa"/>
-              <w:right w:w="30" w:type="dxa"/>
+              <w:top w:w="4" w:type="dxa"/>
+              <w:bottom w:w="4" w:type="dxa"/>
+              <w:left w:w="20" w:type="dxa"/>
+              <w:right w:w="20" w:type="dxa"/>
             </w:tcMar>
           </w:tcPr>
           <w:p>
@@ -2146,7 +2151,7 @@
             </w:pPr>
             <w:r>
               <w:rPr>
-                <w:sz w:val="20"/>
+                <w:sz w:val="18"/>
               </w:rPr>
               <w:t>9/1/0</w:t>
             </w:r>
@@ -2157,10 +2162,10 @@
             <w:tcW w:w="1503" w:type="dxa"/>
             <w:shd w:fill="E8F8F5"/>
             <w:tcMar>
-              <w:top w:w="22" w:type="dxa"/>
-              <w:bottom w:w="22" w:type="dxa"/>
-              <w:left w:w="30" w:type="dxa"/>
-              <w:right w:w="30" w:type="dxa"/>
+              <w:top w:w="4" w:type="dxa"/>
+              <w:bottom w:w="4" w:type="dxa"/>
+              <w:left w:w="20" w:type="dxa"/>
+              <w:right w:w="20" w:type="dxa"/>
             </w:tcMar>
           </w:tcPr>
           <w:p>
@@ -2170,7 +2175,7 @@
             <w:r>
               <w:rPr>
                 <w:b/>
-                <w:sz w:val="20"/>
+                <w:sz w:val="18"/>
               </w:rPr>
               <w:t>8.67</w:t>
             </w:r>
@@ -2181,10 +2186,10 @@
             <w:tcW w:w="1503" w:type="dxa"/>
             <w:shd w:fill="FFFFFF"/>
             <w:tcMar>
-              <w:top w:w="22" w:type="dxa"/>
-              <w:bottom w:w="22" w:type="dxa"/>
-              <w:left w:w="30" w:type="dxa"/>
-              <w:right w:w="30" w:type="dxa"/>
+              <w:top w:w="4" w:type="dxa"/>
+              <w:bottom w:w="4" w:type="dxa"/>
+              <w:left w:w="20" w:type="dxa"/>
+              <w:right w:w="20" w:type="dxa"/>
             </w:tcMar>
           </w:tcPr>
           <w:p>
@@ -2193,7 +2198,7 @@
             </w:pPr>
             <w:r>
               <w:rPr>
-                <w:sz w:val="20"/>
+                <w:sz w:val="18"/>
               </w:rPr>
               <w:t>19</w:t>
             </w:r>
@@ -2204,10 +2209,10 @@
             <w:tcW w:w="1503" w:type="dxa"/>
             <w:shd w:fill="FFFFFF"/>
             <w:tcMar>
-              <w:top w:w="22" w:type="dxa"/>
-              <w:bottom w:w="22" w:type="dxa"/>
-              <w:left w:w="30" w:type="dxa"/>
-              <w:right w:w="30" w:type="dxa"/>
+              <w:top w:w="4" w:type="dxa"/>
+              <w:bottom w:w="4" w:type="dxa"/>
+              <w:left w:w="20" w:type="dxa"/>
+              <w:right w:w="20" w:type="dxa"/>
             </w:tcMar>
           </w:tcPr>
           <w:p>
@@ -2216,9 +2221,9 @@
             </w:pPr>
             <w:r>
               <w:rPr>
-                <w:sz w:val="20"/>
+                <w:sz w:val="18"/>
               </w:rPr>
-              <w:t>225</w:t>
+              <w:t>352</w:t>
             </w:r>
           </w:p>
         </w:tc>
@@ -2227,18 +2232,18 @@
             <w:tcW w:w="1503" w:type="dxa"/>
             <w:shd w:fill="FFFFFF"/>
             <w:tcMar>
-              <w:top w:w="22" w:type="dxa"/>
-              <w:bottom w:w="22" w:type="dxa"/>
-              <w:left w:w="30" w:type="dxa"/>
-              <w:right w:w="30" w:type="dxa"/>
+              <w:top w:w="4" w:type="dxa"/>
+              <w:bottom w:w="4" w:type="dxa"/>
+              <w:left w:w="20" w:type="dxa"/>
+              <w:right w:w="20" w:type="dxa"/>
             </w:tcMar>
           </w:tcPr>
           <w:p>
             <w:r>
               <w:rPr>
-                <w:sz w:val="20"/>
+                <w:sz w:val="18"/>
               </w:rPr>
-              <w:t>Ilgin Kara</w:t>
+              <w:t>Uğur Kaan Yildiz</w:t>
             </w:r>
           </w:p>
         </w:tc>
@@ -2247,10 +2252,10 @@
             <w:tcW w:w="1503" w:type="dxa"/>
             <w:shd w:fill="FFFFFF"/>
             <w:tcMar>
-              <w:top w:w="22" w:type="dxa"/>
-              <w:bottom w:w="22" w:type="dxa"/>
-              <w:left w:w="30" w:type="dxa"/>
-              <w:right w:w="30" w:type="dxa"/>
+              <w:top w:w="4" w:type="dxa"/>
+              <w:bottom w:w="4" w:type="dxa"/>
+              <w:left w:w="20" w:type="dxa"/>
+              <w:right w:w="20" w:type="dxa"/>
             </w:tcMar>
           </w:tcPr>
           <w:p>
@@ -2259,9 +2264,9 @@
             </w:pPr>
             <w:r>
               <w:rPr>
-                <w:sz w:val="20"/>
+                <w:sz w:val="18"/>
               </w:rPr>
-              <w:t>6/2/2</w:t>
+              <w:t>6/3/1</w:t>
             </w:r>
           </w:p>
         </w:tc>
@@ -2270,10 +2275,10 @@
             <w:tcW w:w="1503" w:type="dxa"/>
             <w:shd w:fill="FFFFFF"/>
             <w:tcMar>
-              <w:top w:w="22" w:type="dxa"/>
-              <w:bottom w:w="22" w:type="dxa"/>
-              <w:left w:w="30" w:type="dxa"/>
-              <w:right w:w="30" w:type="dxa"/>
+              <w:top w:w="4" w:type="dxa"/>
+              <w:bottom w:w="4" w:type="dxa"/>
+              <w:left w:w="20" w:type="dxa"/>
+              <w:right w:w="20" w:type="dxa"/>
             </w:tcMar>
           </w:tcPr>
           <w:p>
@@ -2283,9 +2288,9 @@
             <w:r>
               <w:rPr>
                 <w:b/>
-                <w:sz w:val="20"/>
+                <w:sz w:val="18"/>
               </w:rPr>
-              <w:t>5.33</w:t>
+              <w:t>5.00</w:t>
             </w:r>
           </w:p>
         </w:tc>
@@ -2296,10 +2301,10 @@
             <w:tcW w:w="1503" w:type="dxa"/>
             <w:shd w:fill="E8F8F5"/>
             <w:tcMar>
-              <w:top w:w="22" w:type="dxa"/>
-              <w:bottom w:w="22" w:type="dxa"/>
-              <w:left w:w="30" w:type="dxa"/>
-              <w:right w:w="30" w:type="dxa"/>
+              <w:top w:w="4" w:type="dxa"/>
+              <w:bottom w:w="4" w:type="dxa"/>
+              <w:left w:w="20" w:type="dxa"/>
+              <w:right w:w="20" w:type="dxa"/>
             </w:tcMar>
           </w:tcPr>
           <w:p>
@@ -2308,7 +2313,7 @@
             </w:pPr>
             <w:r>
               <w:rPr>
-                <w:sz w:val="20"/>
+                <w:sz w:val="18"/>
               </w:rPr>
               <w:t>6</w:t>
             </w:r>
@@ -2319,10 +2324,10 @@
             <w:tcW w:w="1503" w:type="dxa"/>
             <w:shd w:fill="E8F8F5"/>
             <w:tcMar>
-              <w:top w:w="22" w:type="dxa"/>
-              <w:bottom w:w="22" w:type="dxa"/>
-              <w:left w:w="30" w:type="dxa"/>
-              <w:right w:w="30" w:type="dxa"/>
+              <w:top w:w="4" w:type="dxa"/>
+              <w:bottom w:w="4" w:type="dxa"/>
+              <w:left w:w="20" w:type="dxa"/>
+              <w:right w:w="20" w:type="dxa"/>
             </w:tcMar>
           </w:tcPr>
           <w:p>
@@ -2331,9 +2336,9 @@
             </w:pPr>
             <w:r>
               <w:rPr>
-                <w:sz w:val="20"/>
+                <w:sz w:val="18"/>
               </w:rPr>
-              <w:t>292</w:t>
+              <w:t>386</w:t>
             </w:r>
           </w:p>
         </w:tc>
@@ -2342,18 +2347,18 @@
             <w:tcW w:w="1503" w:type="dxa"/>
             <w:shd w:fill="E8F8F5"/>
             <w:tcMar>
-              <w:top w:w="22" w:type="dxa"/>
-              <w:bottom w:w="22" w:type="dxa"/>
-              <w:left w:w="30" w:type="dxa"/>
-              <w:right w:w="30" w:type="dxa"/>
+              <w:top w:w="4" w:type="dxa"/>
+              <w:bottom w:w="4" w:type="dxa"/>
+              <w:left w:w="20" w:type="dxa"/>
+              <w:right w:w="20" w:type="dxa"/>
             </w:tcMar>
           </w:tcPr>
           <w:p>
             <w:r>
               <w:rPr>
-                <w:sz w:val="20"/>
+                <w:sz w:val="18"/>
               </w:rPr>
-              <w:t>Hali̇t Eren Hatu</w:t>
+              <w:t>Kuzey Can</w:t>
             </w:r>
           </w:p>
         </w:tc>
@@ -2362,10 +2367,10 @@
             <w:tcW w:w="1503" w:type="dxa"/>
             <w:shd w:fill="E8F8F5"/>
             <w:tcMar>
-              <w:top w:w="22" w:type="dxa"/>
-              <w:bottom w:w="22" w:type="dxa"/>
-              <w:left w:w="30" w:type="dxa"/>
-              <w:right w:w="30" w:type="dxa"/>
+              <w:top w:w="4" w:type="dxa"/>
+              <w:bottom w:w="4" w:type="dxa"/>
+              <w:left w:w="20" w:type="dxa"/>
+              <w:right w:w="20" w:type="dxa"/>
             </w:tcMar>
           </w:tcPr>
           <w:p>
@@ -2374,7 +2379,7 @@
             </w:pPr>
             <w:r>
               <w:rPr>
-                <w:sz w:val="20"/>
+                <w:sz w:val="18"/>
               </w:rPr>
               <w:t>9/1/0</w:t>
             </w:r>
@@ -2385,10 +2390,10 @@
             <w:tcW w:w="1503" w:type="dxa"/>
             <w:shd w:fill="E8F8F5"/>
             <w:tcMar>
-              <w:top w:w="22" w:type="dxa"/>
-              <w:bottom w:w="22" w:type="dxa"/>
-              <w:left w:w="30" w:type="dxa"/>
-              <w:right w:w="30" w:type="dxa"/>
+              <w:top w:w="4" w:type="dxa"/>
+              <w:bottom w:w="4" w:type="dxa"/>
+              <w:left w:w="20" w:type="dxa"/>
+              <w:right w:w="20" w:type="dxa"/>
             </w:tcMar>
           </w:tcPr>
           <w:p>
@@ -2398,7 +2403,7 @@
             <w:r>
               <w:rPr>
                 <w:b/>
-                <w:sz w:val="20"/>
+                <w:sz w:val="18"/>
               </w:rPr>
               <w:t>8.67</w:t>
             </w:r>
@@ -2409,10 +2414,10 @@
             <w:tcW w:w="1503" w:type="dxa"/>
             <w:shd w:fill="F9F9F9"/>
             <w:tcMar>
-              <w:top w:w="22" w:type="dxa"/>
-              <w:bottom w:w="22" w:type="dxa"/>
-              <w:left w:w="30" w:type="dxa"/>
-              <w:right w:w="30" w:type="dxa"/>
+              <w:top w:w="4" w:type="dxa"/>
+              <w:bottom w:w="4" w:type="dxa"/>
+              <w:left w:w="20" w:type="dxa"/>
+              <w:right w:w="20" w:type="dxa"/>
             </w:tcMar>
           </w:tcPr>
           <w:p>
@@ -2421,7 +2426,7 @@
             </w:pPr>
             <w:r>
               <w:rPr>
-                <w:sz w:val="20"/>
+                <w:sz w:val="18"/>
               </w:rPr>
               <w:t>20</w:t>
             </w:r>
@@ -2432,10 +2437,10 @@
             <w:tcW w:w="1503" w:type="dxa"/>
             <w:shd w:fill="F9F9F9"/>
             <w:tcMar>
-              <w:top w:w="22" w:type="dxa"/>
-              <w:bottom w:w="22" w:type="dxa"/>
-              <w:left w:w="30" w:type="dxa"/>
-              <w:right w:w="30" w:type="dxa"/>
+              <w:top w:w="4" w:type="dxa"/>
+              <w:bottom w:w="4" w:type="dxa"/>
+              <w:left w:w="20" w:type="dxa"/>
+              <w:right w:w="20" w:type="dxa"/>
             </w:tcMar>
           </w:tcPr>
           <w:p>
@@ -2444,9 +2449,9 @@
             </w:pPr>
             <w:r>
               <w:rPr>
-                <w:sz w:val="20"/>
+                <w:sz w:val="18"/>
               </w:rPr>
-              <w:t>372</w:t>
+              <w:t>272</w:t>
             </w:r>
           </w:p>
         </w:tc>
@@ -2455,18 +2460,18 @@
             <w:tcW w:w="1503" w:type="dxa"/>
             <w:shd w:fill="F9F9F9"/>
             <w:tcMar>
-              <w:top w:w="22" w:type="dxa"/>
-              <w:bottom w:w="22" w:type="dxa"/>
-              <w:left w:w="30" w:type="dxa"/>
-              <w:right w:w="30" w:type="dxa"/>
+              <w:top w:w="4" w:type="dxa"/>
+              <w:bottom w:w="4" w:type="dxa"/>
+              <w:left w:w="20" w:type="dxa"/>
+              <w:right w:w="20" w:type="dxa"/>
             </w:tcMar>
           </w:tcPr>
           <w:p>
             <w:r>
               <w:rPr>
-                <w:sz w:val="20"/>
+                <w:sz w:val="18"/>
               </w:rPr>
-              <w:t>Sümeyye Taşkin</w:t>
+              <w:t>Egehan Hardal</w:t>
             </w:r>
           </w:p>
         </w:tc>
@@ -2475,10 +2480,10 @@
             <w:tcW w:w="1503" w:type="dxa"/>
             <w:shd w:fill="F9F9F9"/>
             <w:tcMar>
-              <w:top w:w="22" w:type="dxa"/>
-              <w:bottom w:w="22" w:type="dxa"/>
-              <w:left w:w="30" w:type="dxa"/>
-              <w:right w:w="30" w:type="dxa"/>
+              <w:top w:w="4" w:type="dxa"/>
+              <w:bottom w:w="4" w:type="dxa"/>
+              <w:left w:w="20" w:type="dxa"/>
+              <w:right w:w="20" w:type="dxa"/>
             </w:tcMar>
           </w:tcPr>
           <w:p>
@@ -2487,9 +2492,9 @@
             </w:pPr>
             <w:r>
               <w:rPr>
-                <w:sz w:val="20"/>
+                <w:sz w:val="18"/>
               </w:rPr>
-              <w:t>6/2/2</w:t>
+              <w:t>5/4/1</w:t>
             </w:r>
           </w:p>
         </w:tc>
@@ -2498,10 +2503,10 @@
             <w:tcW w:w="1503" w:type="dxa"/>
             <w:shd w:fill="F9F9F9"/>
             <w:tcMar>
-              <w:top w:w="22" w:type="dxa"/>
-              <w:bottom w:w="22" w:type="dxa"/>
-              <w:left w:w="30" w:type="dxa"/>
-              <w:right w:w="30" w:type="dxa"/>
+              <w:top w:w="4" w:type="dxa"/>
+              <w:bottom w:w="4" w:type="dxa"/>
+              <w:left w:w="20" w:type="dxa"/>
+              <w:right w:w="20" w:type="dxa"/>
             </w:tcMar>
           </w:tcPr>
           <w:p>
@@ -2511,9 +2516,9 @@
             <w:r>
               <w:rPr>
                 <w:b/>
-                <w:sz w:val="20"/>
+                <w:sz w:val="18"/>
               </w:rPr>
-              <w:t>5.33</w:t>
+              <w:t>3.67</w:t>
             </w:r>
           </w:p>
         </w:tc>
@@ -2524,10 +2529,10 @@
             <w:tcW w:w="1503" w:type="dxa"/>
             <w:shd w:fill="E8F8F5"/>
             <w:tcMar>
-              <w:top w:w="22" w:type="dxa"/>
-              <w:bottom w:w="22" w:type="dxa"/>
-              <w:left w:w="30" w:type="dxa"/>
-              <w:right w:w="30" w:type="dxa"/>
+              <w:top w:w="4" w:type="dxa"/>
+              <w:bottom w:w="4" w:type="dxa"/>
+              <w:left w:w="20" w:type="dxa"/>
+              <w:right w:w="20" w:type="dxa"/>
             </w:tcMar>
           </w:tcPr>
           <w:p>
@@ -2536,7 +2541,7 @@
             </w:pPr>
             <w:r>
               <w:rPr>
-                <w:sz w:val="20"/>
+                <w:sz w:val="18"/>
               </w:rPr>
               <w:t>7</w:t>
             </w:r>
@@ -2547,10 +2552,10 @@
             <w:tcW w:w="1503" w:type="dxa"/>
             <w:shd w:fill="E8F8F5"/>
             <w:tcMar>
-              <w:top w:w="22" w:type="dxa"/>
-              <w:bottom w:w="22" w:type="dxa"/>
-              <w:left w:w="30" w:type="dxa"/>
-              <w:right w:w="30" w:type="dxa"/>
+              <w:top w:w="4" w:type="dxa"/>
+              <w:bottom w:w="4" w:type="dxa"/>
+              <w:left w:w="20" w:type="dxa"/>
+              <w:right w:w="20" w:type="dxa"/>
             </w:tcMar>
           </w:tcPr>
           <w:p>
@@ -2559,9 +2564,9 @@
             </w:pPr>
             <w:r>
               <w:rPr>
-                <w:sz w:val="20"/>
+                <w:sz w:val="18"/>
               </w:rPr>
-              <w:t>258</w:t>
+              <w:t>376</w:t>
             </w:r>
           </w:p>
         </w:tc>
@@ -2570,18 +2575,18 @@
             <w:tcW w:w="1503" w:type="dxa"/>
             <w:shd w:fill="E8F8F5"/>
             <w:tcMar>
-              <w:top w:w="22" w:type="dxa"/>
-              <w:bottom w:w="22" w:type="dxa"/>
-              <w:left w:w="30" w:type="dxa"/>
-              <w:right w:w="30" w:type="dxa"/>
+              <w:top w:w="4" w:type="dxa"/>
+              <w:bottom w:w="4" w:type="dxa"/>
+              <w:left w:w="20" w:type="dxa"/>
+              <w:right w:w="20" w:type="dxa"/>
             </w:tcMar>
           </w:tcPr>
           <w:p>
             <w:r>
               <w:rPr>
-                <w:sz w:val="20"/>
+                <w:sz w:val="18"/>
               </w:rPr>
-              <w:t>Meryem Bozdemi̇r</w:t>
+              <w:t>Muzaffer Aki̇f O</w:t>
             </w:r>
           </w:p>
         </w:tc>
@@ -2590,10 +2595,10 @@
             <w:tcW w:w="1503" w:type="dxa"/>
             <w:shd w:fill="E8F8F5"/>
             <w:tcMar>
-              <w:top w:w="22" w:type="dxa"/>
-              <w:bottom w:w="22" w:type="dxa"/>
-              <w:left w:w="30" w:type="dxa"/>
-              <w:right w:w="30" w:type="dxa"/>
+              <w:top w:w="4" w:type="dxa"/>
+              <w:bottom w:w="4" w:type="dxa"/>
+              <w:left w:w="20" w:type="dxa"/>
+              <w:right w:w="20" w:type="dxa"/>
             </w:tcMar>
           </w:tcPr>
           <w:p>
@@ -2602,7 +2607,7 @@
             </w:pPr>
             <w:r>
               <w:rPr>
-                <w:sz w:val="20"/>
+                <w:sz w:val="18"/>
               </w:rPr>
               <w:t>9/1/0</w:t>
             </w:r>
@@ -2613,10 +2618,10 @@
             <w:tcW w:w="1503" w:type="dxa"/>
             <w:shd w:fill="E8F8F5"/>
             <w:tcMar>
-              <w:top w:w="22" w:type="dxa"/>
-              <w:bottom w:w="22" w:type="dxa"/>
-              <w:left w:w="30" w:type="dxa"/>
-              <w:right w:w="30" w:type="dxa"/>
+              <w:top w:w="4" w:type="dxa"/>
+              <w:bottom w:w="4" w:type="dxa"/>
+              <w:left w:w="20" w:type="dxa"/>
+              <w:right w:w="20" w:type="dxa"/>
             </w:tcMar>
           </w:tcPr>
           <w:p>
@@ -2626,7 +2631,7 @@
             <w:r>
               <w:rPr>
                 <w:b/>
-                <w:sz w:val="20"/>
+                <w:sz w:val="18"/>
               </w:rPr>
               <w:t>8.67</w:t>
             </w:r>
@@ -2637,10 +2642,10 @@
             <w:tcW w:w="1503" w:type="dxa"/>
             <w:shd w:fill="FFFFFF"/>
             <w:tcMar>
-              <w:top w:w="22" w:type="dxa"/>
-              <w:bottom w:w="22" w:type="dxa"/>
-              <w:left w:w="30" w:type="dxa"/>
-              <w:right w:w="30" w:type="dxa"/>
+              <w:top w:w="4" w:type="dxa"/>
+              <w:bottom w:w="4" w:type="dxa"/>
+              <w:left w:w="20" w:type="dxa"/>
+              <w:right w:w="20" w:type="dxa"/>
             </w:tcMar>
           </w:tcPr>
           <w:p>
@@ -2649,7 +2654,7 @@
             </w:pPr>
             <w:r>
               <w:rPr>
-                <w:sz w:val="20"/>
+                <w:sz w:val="18"/>
               </w:rPr>
               <w:t>21</w:t>
             </w:r>
@@ -2660,10 +2665,10 @@
             <w:tcW w:w="1503" w:type="dxa"/>
             <w:shd w:fill="FFFFFF"/>
             <w:tcMar>
-              <w:top w:w="22" w:type="dxa"/>
-              <w:bottom w:w="22" w:type="dxa"/>
-              <w:left w:w="30" w:type="dxa"/>
-              <w:right w:w="30" w:type="dxa"/>
+              <w:top w:w="4" w:type="dxa"/>
+              <w:bottom w:w="4" w:type="dxa"/>
+              <w:left w:w="20" w:type="dxa"/>
+              <w:right w:w="20" w:type="dxa"/>
             </w:tcMar>
           </w:tcPr>
           <w:p>
@@ -2672,9 +2677,9 @@
             </w:pPr>
             <w:r>
               <w:rPr>
-                <w:sz w:val="20"/>
+                <w:sz w:val="18"/>
               </w:rPr>
-              <w:t>261</w:t>
+              <w:t>323</w:t>
             </w:r>
           </w:p>
         </w:tc>
@@ -2683,18 +2688,18 @@
             <w:tcW w:w="1503" w:type="dxa"/>
             <w:shd w:fill="FFFFFF"/>
             <w:tcMar>
-              <w:top w:w="22" w:type="dxa"/>
-              <w:bottom w:w="22" w:type="dxa"/>
-              <w:left w:w="30" w:type="dxa"/>
-              <w:right w:w="30" w:type="dxa"/>
+              <w:top w:w="4" w:type="dxa"/>
+              <w:bottom w:w="4" w:type="dxa"/>
+              <w:left w:w="20" w:type="dxa"/>
+              <w:right w:w="20" w:type="dxa"/>
             </w:tcMar>
           </w:tcPr>
           <w:p>
             <w:r>
               <w:rPr>
-                <w:sz w:val="20"/>
+                <w:sz w:val="18"/>
               </w:rPr>
-              <w:t>İpek Nur Usta</w:t>
+              <w:t>Zahi̇de Gölükcü</w:t>
             </w:r>
           </w:p>
         </w:tc>
@@ -2703,10 +2708,10 @@
             <w:tcW w:w="1503" w:type="dxa"/>
             <w:shd w:fill="FFFFFF"/>
             <w:tcMar>
-              <w:top w:w="22" w:type="dxa"/>
-              <w:bottom w:w="22" w:type="dxa"/>
-              <w:left w:w="30" w:type="dxa"/>
-              <w:right w:w="30" w:type="dxa"/>
+              <w:top w:w="4" w:type="dxa"/>
+              <w:bottom w:w="4" w:type="dxa"/>
+              <w:left w:w="20" w:type="dxa"/>
+              <w:right w:w="20" w:type="dxa"/>
             </w:tcMar>
           </w:tcPr>
           <w:p>
@@ -2715,9 +2720,9 @@
             </w:pPr>
             <w:r>
               <w:rPr>
-                <w:sz w:val="20"/>
+                <w:sz w:val="18"/>
               </w:rPr>
-              <w:t>5/3/2</w:t>
+              <w:t>4/1/5</w:t>
             </w:r>
           </w:p>
         </w:tc>
@@ -2726,10 +2731,10 @@
             <w:tcW w:w="1503" w:type="dxa"/>
             <w:shd w:fill="FFFFFF"/>
             <w:tcMar>
-              <w:top w:w="22" w:type="dxa"/>
-              <w:bottom w:w="22" w:type="dxa"/>
-              <w:left w:w="30" w:type="dxa"/>
-              <w:right w:w="30" w:type="dxa"/>
+              <w:top w:w="4" w:type="dxa"/>
+              <w:bottom w:w="4" w:type="dxa"/>
+              <w:left w:w="20" w:type="dxa"/>
+              <w:right w:w="20" w:type="dxa"/>
             </w:tcMar>
           </w:tcPr>
           <w:p>
@@ -2739,9 +2744,9 @@
             <w:r>
               <w:rPr>
                 <w:b/>
-                <w:sz w:val="20"/>
+                <w:sz w:val="18"/>
               </w:rPr>
-              <w:t>4.00</w:t>
+              <w:t>3.67</w:t>
             </w:r>
           </w:p>
         </w:tc>
@@ -2752,10 +2757,10 @@
             <w:tcW w:w="1503" w:type="dxa"/>
             <w:shd w:fill="F9F9F9"/>
             <w:tcMar>
-              <w:top w:w="22" w:type="dxa"/>
-              <w:bottom w:w="22" w:type="dxa"/>
-              <w:left w:w="30" w:type="dxa"/>
-              <w:right w:w="30" w:type="dxa"/>
+              <w:top w:w="4" w:type="dxa"/>
+              <w:bottom w:w="4" w:type="dxa"/>
+              <w:left w:w="20" w:type="dxa"/>
+              <w:right w:w="20" w:type="dxa"/>
             </w:tcMar>
           </w:tcPr>
           <w:p>
@@ -2764,7 +2769,7 @@
             </w:pPr>
             <w:r>
               <w:rPr>
-                <w:sz w:val="20"/>
+                <w:sz w:val="18"/>
               </w:rPr>
               <w:t>8</w:t>
             </w:r>
@@ -2775,10 +2780,10 @@
             <w:tcW w:w="1503" w:type="dxa"/>
             <w:shd w:fill="F9F9F9"/>
             <w:tcMar>
-              <w:top w:w="22" w:type="dxa"/>
-              <w:bottom w:w="22" w:type="dxa"/>
-              <w:left w:w="30" w:type="dxa"/>
-              <w:right w:w="30" w:type="dxa"/>
+              <w:top w:w="4" w:type="dxa"/>
+              <w:bottom w:w="4" w:type="dxa"/>
+              <w:left w:w="20" w:type="dxa"/>
+              <w:right w:w="20" w:type="dxa"/>
             </w:tcMar>
           </w:tcPr>
           <w:p>
@@ -2787,9 +2792,9 @@
             </w:pPr>
             <w:r>
               <w:rPr>
-                <w:sz w:val="20"/>
+                <w:sz w:val="18"/>
               </w:rPr>
-              <w:t>256</w:t>
+              <w:t>306</w:t>
             </w:r>
           </w:p>
         </w:tc>
@@ -2798,18 +2803,18 @@
             <w:tcW w:w="1503" w:type="dxa"/>
             <w:shd w:fill="F9F9F9"/>
             <w:tcMar>
-              <w:top w:w="22" w:type="dxa"/>
-              <w:bottom w:w="22" w:type="dxa"/>
-              <w:left w:w="30" w:type="dxa"/>
-              <w:right w:w="30" w:type="dxa"/>
+              <w:top w:w="4" w:type="dxa"/>
+              <w:bottom w:w="4" w:type="dxa"/>
+              <w:left w:w="20" w:type="dxa"/>
+              <w:right w:w="20" w:type="dxa"/>
             </w:tcMar>
           </w:tcPr>
           <w:p>
             <w:r>
               <w:rPr>
-                <w:sz w:val="20"/>
+                <w:sz w:val="18"/>
               </w:rPr>
-              <w:t>Beren Koç</w:t>
+              <w:t>Zeynep Ece Çeli̇</w:t>
             </w:r>
           </w:p>
         </w:tc>
@@ -2818,10 +2823,10 @@
             <w:tcW w:w="1503" w:type="dxa"/>
             <w:shd w:fill="F9F9F9"/>
             <w:tcMar>
-              <w:top w:w="22" w:type="dxa"/>
-              <w:bottom w:w="22" w:type="dxa"/>
-              <w:left w:w="30" w:type="dxa"/>
-              <w:right w:w="30" w:type="dxa"/>
+              <w:top w:w="4" w:type="dxa"/>
+              <w:bottom w:w="4" w:type="dxa"/>
+              <w:left w:w="20" w:type="dxa"/>
+              <w:right w:w="20" w:type="dxa"/>
             </w:tcMar>
           </w:tcPr>
           <w:p>
@@ -2830,9 +2835,9 @@
             </w:pPr>
             <w:r>
               <w:rPr>
-                <w:sz w:val="20"/>
+                <w:sz w:val="18"/>
               </w:rPr>
-              <w:t>8/1/1</w:t>
+              <w:t>8/2/0</w:t>
             </w:r>
           </w:p>
         </w:tc>
@@ -2841,10 +2846,10 @@
             <w:tcW w:w="1503" w:type="dxa"/>
             <w:shd w:fill="F9F9F9"/>
             <w:tcMar>
-              <w:top w:w="22" w:type="dxa"/>
-              <w:bottom w:w="22" w:type="dxa"/>
-              <w:left w:w="30" w:type="dxa"/>
-              <w:right w:w="30" w:type="dxa"/>
+              <w:top w:w="4" w:type="dxa"/>
+              <w:bottom w:w="4" w:type="dxa"/>
+              <w:left w:w="20" w:type="dxa"/>
+              <w:right w:w="20" w:type="dxa"/>
             </w:tcMar>
           </w:tcPr>
           <w:p>
@@ -2854,9 +2859,9 @@
             <w:r>
               <w:rPr>
                 <w:b/>
-                <w:sz w:val="20"/>
+                <w:sz w:val="18"/>
               </w:rPr>
-              <w:t>7.67</w:t>
+              <w:t>7.33</w:t>
             </w:r>
           </w:p>
         </w:tc>
@@ -2865,10 +2870,10 @@
             <w:tcW w:w="1503" w:type="dxa"/>
             <w:shd w:fill="F9F9F9"/>
             <w:tcMar>
-              <w:top w:w="22" w:type="dxa"/>
-              <w:bottom w:w="22" w:type="dxa"/>
-              <w:left w:w="30" w:type="dxa"/>
-              <w:right w:w="30" w:type="dxa"/>
+              <w:top w:w="4" w:type="dxa"/>
+              <w:bottom w:w="4" w:type="dxa"/>
+              <w:left w:w="20" w:type="dxa"/>
+              <w:right w:w="20" w:type="dxa"/>
             </w:tcMar>
           </w:tcPr>
           <w:p>
@@ -2877,7 +2882,7 @@
             </w:pPr>
             <w:r>
               <w:rPr>
-                <w:sz w:val="20"/>
+                <w:sz w:val="18"/>
               </w:rPr>
               <w:t>22</w:t>
             </w:r>
@@ -2888,10 +2893,10 @@
             <w:tcW w:w="1503" w:type="dxa"/>
             <w:shd w:fill="F9F9F9"/>
             <w:tcMar>
-              <w:top w:w="22" w:type="dxa"/>
-              <w:bottom w:w="22" w:type="dxa"/>
-              <w:left w:w="30" w:type="dxa"/>
-              <w:right w:w="30" w:type="dxa"/>
+              <w:top w:w="4" w:type="dxa"/>
+              <w:bottom w:w="4" w:type="dxa"/>
+              <w:left w:w="20" w:type="dxa"/>
+              <w:right w:w="20" w:type="dxa"/>
             </w:tcMar>
           </w:tcPr>
           <w:p>
@@ -2900,9 +2905,9 @@
             </w:pPr>
             <w:r>
               <w:rPr>
-                <w:sz w:val="20"/>
+                <w:sz w:val="18"/>
               </w:rPr>
-              <w:t>376</w:t>
+              <w:t>254</w:t>
             </w:r>
           </w:p>
         </w:tc>
@@ -2911,18 +2916,18 @@
             <w:tcW w:w="1503" w:type="dxa"/>
             <w:shd w:fill="F9F9F9"/>
             <w:tcMar>
-              <w:top w:w="22" w:type="dxa"/>
-              <w:bottom w:w="22" w:type="dxa"/>
-              <w:left w:w="30" w:type="dxa"/>
-              <w:right w:w="30" w:type="dxa"/>
+              <w:top w:w="4" w:type="dxa"/>
+              <w:bottom w:w="4" w:type="dxa"/>
+              <w:left w:w="20" w:type="dxa"/>
+              <w:right w:w="20" w:type="dxa"/>
             </w:tcMar>
           </w:tcPr>
           <w:p>
             <w:r>
               <w:rPr>
-                <w:sz w:val="20"/>
+                <w:sz w:val="18"/>
               </w:rPr>
-              <w:t>Muzaffer Aki̇f O</w:t>
+              <w:t>Yusuf Eymen Yilm</w:t>
             </w:r>
           </w:p>
         </w:tc>
@@ -2931,10 +2936,10 @@
             <w:tcW w:w="1503" w:type="dxa"/>
             <w:shd w:fill="F9F9F9"/>
             <w:tcMar>
-              <w:top w:w="22" w:type="dxa"/>
-              <w:bottom w:w="22" w:type="dxa"/>
-              <w:left w:w="30" w:type="dxa"/>
-              <w:right w:w="30" w:type="dxa"/>
+              <w:top w:w="4" w:type="dxa"/>
+              <w:bottom w:w="4" w:type="dxa"/>
+              <w:left w:w="20" w:type="dxa"/>
+              <w:right w:w="20" w:type="dxa"/>
             </w:tcMar>
           </w:tcPr>
           <w:p>
@@ -2943,7 +2948,7 @@
             </w:pPr>
             <w:r>
               <w:rPr>
-                <w:sz w:val="20"/>
+                <w:sz w:val="18"/>
               </w:rPr>
               <w:t>5/5/0</w:t>
             </w:r>
@@ -2954,10 +2959,10 @@
             <w:tcW w:w="1503" w:type="dxa"/>
             <w:shd w:fill="F9F9F9"/>
             <w:tcMar>
-              <w:top w:w="22" w:type="dxa"/>
-              <w:bottom w:w="22" w:type="dxa"/>
-              <w:left w:w="30" w:type="dxa"/>
-              <w:right w:w="30" w:type="dxa"/>
+              <w:top w:w="4" w:type="dxa"/>
+              <w:bottom w:w="4" w:type="dxa"/>
+              <w:left w:w="20" w:type="dxa"/>
+              <w:right w:w="20" w:type="dxa"/>
             </w:tcMar>
           </w:tcPr>
           <w:p>
@@ -2967,7 +2972,7 @@
             <w:r>
               <w:rPr>
                 <w:b/>
-                <w:sz w:val="20"/>
+                <w:sz w:val="18"/>
               </w:rPr>
               <w:t>3.33</w:t>
             </w:r>
@@ -2980,10 +2985,10 @@
             <w:tcW w:w="1503" w:type="dxa"/>
             <w:shd w:fill="FFFFFF"/>
             <w:tcMar>
-              <w:top w:w="22" w:type="dxa"/>
-              <w:bottom w:w="22" w:type="dxa"/>
-              <w:left w:w="30" w:type="dxa"/>
-              <w:right w:w="30" w:type="dxa"/>
+              <w:top w:w="4" w:type="dxa"/>
+              <w:bottom w:w="4" w:type="dxa"/>
+              <w:left w:w="20" w:type="dxa"/>
+              <w:right w:w="20" w:type="dxa"/>
             </w:tcMar>
           </w:tcPr>
           <w:p>
@@ -2992,7 +2997,7 @@
             </w:pPr>
             <w:r>
               <w:rPr>
-                <w:sz w:val="20"/>
+                <w:sz w:val="18"/>
               </w:rPr>
               <w:t>9</w:t>
             </w:r>
@@ -3003,10 +3008,10 @@
             <w:tcW w:w="1503" w:type="dxa"/>
             <w:shd w:fill="FFFFFF"/>
             <w:tcMar>
-              <w:top w:w="22" w:type="dxa"/>
-              <w:bottom w:w="22" w:type="dxa"/>
-              <w:left w:w="30" w:type="dxa"/>
-              <w:right w:w="30" w:type="dxa"/>
+              <w:top w:w="4" w:type="dxa"/>
+              <w:bottom w:w="4" w:type="dxa"/>
+              <w:left w:w="20" w:type="dxa"/>
+              <w:right w:w="20" w:type="dxa"/>
             </w:tcMar>
           </w:tcPr>
           <w:p>
@@ -3015,9 +3020,9 @@
             </w:pPr>
             <w:r>
               <w:rPr>
-                <w:sz w:val="20"/>
+                <w:sz w:val="18"/>
               </w:rPr>
-              <w:t>245</w:t>
+              <w:t>327</w:t>
             </w:r>
           </w:p>
         </w:tc>
@@ -3026,18 +3031,18 @@
             <w:tcW w:w="1503" w:type="dxa"/>
             <w:shd w:fill="FFFFFF"/>
             <w:tcMar>
-              <w:top w:w="22" w:type="dxa"/>
-              <w:bottom w:w="22" w:type="dxa"/>
-              <w:left w:w="30" w:type="dxa"/>
-              <w:right w:w="30" w:type="dxa"/>
+              <w:top w:w="4" w:type="dxa"/>
+              <w:bottom w:w="4" w:type="dxa"/>
+              <w:left w:w="20" w:type="dxa"/>
+              <w:right w:w="20" w:type="dxa"/>
             </w:tcMar>
           </w:tcPr>
           <w:p>
             <w:r>
               <w:rPr>
-                <w:sz w:val="20"/>
+                <w:sz w:val="18"/>
               </w:rPr>
-              <w:t>Tuna Koç</w:t>
+              <w:t>Melek Rana Kesi̇</w:t>
             </w:r>
           </w:p>
         </w:tc>
@@ -3046,10 +3051,10 @@
             <w:tcW w:w="1503" w:type="dxa"/>
             <w:shd w:fill="FFFFFF"/>
             <w:tcMar>
-              <w:top w:w="22" w:type="dxa"/>
-              <w:bottom w:w="22" w:type="dxa"/>
-              <w:left w:w="30" w:type="dxa"/>
-              <w:right w:w="30" w:type="dxa"/>
+              <w:top w:w="4" w:type="dxa"/>
+              <w:bottom w:w="4" w:type="dxa"/>
+              <w:left w:w="20" w:type="dxa"/>
+              <w:right w:w="20" w:type="dxa"/>
             </w:tcMar>
           </w:tcPr>
           <w:p>
@@ -3058,9 +3063,9 @@
             </w:pPr>
             <w:r>
               <w:rPr>
-                <w:sz w:val="20"/>
+                <w:sz w:val="18"/>
               </w:rPr>
-              <w:t>8/1/1</w:t>
+              <w:t>8/2/0</w:t>
             </w:r>
           </w:p>
         </w:tc>
@@ -3069,10 +3074,10 @@
             <w:tcW w:w="1503" w:type="dxa"/>
             <w:shd w:fill="FFFFFF"/>
             <w:tcMar>
-              <w:top w:w="22" w:type="dxa"/>
-              <w:bottom w:w="22" w:type="dxa"/>
-              <w:left w:w="30" w:type="dxa"/>
-              <w:right w:w="30" w:type="dxa"/>
+              <w:top w:w="4" w:type="dxa"/>
+              <w:bottom w:w="4" w:type="dxa"/>
+              <w:left w:w="20" w:type="dxa"/>
+              <w:right w:w="20" w:type="dxa"/>
             </w:tcMar>
           </w:tcPr>
           <w:p>
@@ -3082,9 +3087,9 @@
             <w:r>
               <w:rPr>
                 <w:b/>
-                <w:sz w:val="20"/>
+                <w:sz w:val="18"/>
               </w:rPr>
-              <w:t>7.67</w:t>
+              <w:t>7.33</w:t>
             </w:r>
           </w:p>
         </w:tc>
@@ -3093,10 +3098,10 @@
             <w:tcW w:w="1503" w:type="dxa"/>
             <w:shd w:fill="FFFFFF"/>
             <w:tcMar>
-              <w:top w:w="22" w:type="dxa"/>
-              <w:bottom w:w="22" w:type="dxa"/>
-              <w:left w:w="30" w:type="dxa"/>
-              <w:right w:w="30" w:type="dxa"/>
+              <w:top w:w="4" w:type="dxa"/>
+              <w:bottom w:w="4" w:type="dxa"/>
+              <w:left w:w="20" w:type="dxa"/>
+              <w:right w:w="20" w:type="dxa"/>
             </w:tcMar>
           </w:tcPr>
           <w:p>
@@ -3105,7 +3110,7 @@
             </w:pPr>
             <w:r>
               <w:rPr>
-                <w:sz w:val="20"/>
+                <w:sz w:val="18"/>
               </w:rPr>
               <w:t>23</w:t>
             </w:r>
@@ -3116,10 +3121,10 @@
             <w:tcW w:w="1503" w:type="dxa"/>
             <w:shd w:fill="FFFFFF"/>
             <w:tcMar>
-              <w:top w:w="22" w:type="dxa"/>
-              <w:bottom w:w="22" w:type="dxa"/>
-              <w:left w:w="30" w:type="dxa"/>
-              <w:right w:w="30" w:type="dxa"/>
+              <w:top w:w="4" w:type="dxa"/>
+              <w:bottom w:w="4" w:type="dxa"/>
+              <w:left w:w="20" w:type="dxa"/>
+              <w:right w:w="20" w:type="dxa"/>
             </w:tcMar>
           </w:tcPr>
           <w:p>
@@ -3128,9 +3133,9 @@
             </w:pPr>
             <w:r>
               <w:rPr>
-                <w:sz w:val="20"/>
+                <w:sz w:val="18"/>
               </w:rPr>
-              <w:t>254</w:t>
+              <w:t>432</w:t>
             </w:r>
           </w:p>
         </w:tc>
@@ -3139,18 +3144,18 @@
             <w:tcW w:w="1503" w:type="dxa"/>
             <w:shd w:fill="FFFFFF"/>
             <w:tcMar>
-              <w:top w:w="22" w:type="dxa"/>
-              <w:bottom w:w="22" w:type="dxa"/>
-              <w:left w:w="30" w:type="dxa"/>
-              <w:right w:w="30" w:type="dxa"/>
+              <w:top w:w="4" w:type="dxa"/>
+              <w:bottom w:w="4" w:type="dxa"/>
+              <w:left w:w="20" w:type="dxa"/>
+              <w:right w:w="20" w:type="dxa"/>
             </w:tcMar>
           </w:tcPr>
           <w:p>
             <w:r>
               <w:rPr>
-                <w:sz w:val="20"/>
+                <w:sz w:val="18"/>
               </w:rPr>
-              <w:t>Yusuf Eymen Yilm</w:t>
+              <w:t>Ahmet Nevfel Özk</w:t>
             </w:r>
           </w:p>
         </w:tc>
@@ -3159,10 +3164,10 @@
             <w:tcW w:w="1503" w:type="dxa"/>
             <w:shd w:fill="FFFFFF"/>
             <w:tcMar>
-              <w:top w:w="22" w:type="dxa"/>
-              <w:bottom w:w="22" w:type="dxa"/>
-              <w:left w:w="30" w:type="dxa"/>
-              <w:right w:w="30" w:type="dxa"/>
+              <w:top w:w="4" w:type="dxa"/>
+              <w:bottom w:w="4" w:type="dxa"/>
+              <w:left w:w="20" w:type="dxa"/>
+              <w:right w:w="20" w:type="dxa"/>
             </w:tcMar>
           </w:tcPr>
           <w:p>
@@ -3171,7 +3176,7 @@
             </w:pPr>
             <w:r>
               <w:rPr>
-                <w:sz w:val="20"/>
+                <w:sz w:val="18"/>
               </w:rPr>
               <w:t>5/5/0</w:t>
             </w:r>
@@ -3182,10 +3187,10 @@
             <w:tcW w:w="1503" w:type="dxa"/>
             <w:shd w:fill="FFFFFF"/>
             <w:tcMar>
-              <w:top w:w="22" w:type="dxa"/>
-              <w:bottom w:w="22" w:type="dxa"/>
-              <w:left w:w="30" w:type="dxa"/>
-              <w:right w:w="30" w:type="dxa"/>
+              <w:top w:w="4" w:type="dxa"/>
+              <w:bottom w:w="4" w:type="dxa"/>
+              <w:left w:w="20" w:type="dxa"/>
+              <w:right w:w="20" w:type="dxa"/>
             </w:tcMar>
           </w:tcPr>
           <w:p>
@@ -3195,7 +3200,7 @@
             <w:r>
               <w:rPr>
                 <w:b/>
-                <w:sz w:val="20"/>
+                <w:sz w:val="18"/>
               </w:rPr>
               <w:t>3.33</w:t>
             </w:r>
@@ -3208,10 +3213,10 @@
             <w:tcW w:w="1503" w:type="dxa"/>
             <w:shd w:fill="F9F9F9"/>
             <w:tcMar>
-              <w:top w:w="22" w:type="dxa"/>
-              <w:bottom w:w="22" w:type="dxa"/>
-              <w:left w:w="30" w:type="dxa"/>
-              <w:right w:w="30" w:type="dxa"/>
+              <w:top w:w="4" w:type="dxa"/>
+              <w:bottom w:w="4" w:type="dxa"/>
+              <w:left w:w="20" w:type="dxa"/>
+              <w:right w:w="20" w:type="dxa"/>
             </w:tcMar>
           </w:tcPr>
           <w:p>
@@ -3220,7 +3225,7 @@
             </w:pPr>
             <w:r>
               <w:rPr>
-                <w:sz w:val="20"/>
+                <w:sz w:val="18"/>
               </w:rPr>
               <w:t>10</w:t>
             </w:r>
@@ -3231,10 +3236,10 @@
             <w:tcW w:w="1503" w:type="dxa"/>
             <w:shd w:fill="F9F9F9"/>
             <w:tcMar>
-              <w:top w:w="22" w:type="dxa"/>
-              <w:bottom w:w="22" w:type="dxa"/>
-              <w:left w:w="30" w:type="dxa"/>
-              <w:right w:w="30" w:type="dxa"/>
+              <w:top w:w="4" w:type="dxa"/>
+              <w:bottom w:w="4" w:type="dxa"/>
+              <w:left w:w="20" w:type="dxa"/>
+              <w:right w:w="20" w:type="dxa"/>
             </w:tcMar>
           </w:tcPr>
           <w:p>
@@ -3243,9 +3248,9 @@
             </w:pPr>
             <w:r>
               <w:rPr>
-                <w:sz w:val="20"/>
+                <w:sz w:val="18"/>
               </w:rPr>
-              <w:t>117</w:t>
+              <w:t>203</w:t>
             </w:r>
           </w:p>
         </w:tc>
@@ -3254,18 +3259,18 @@
             <w:tcW w:w="1503" w:type="dxa"/>
             <w:shd w:fill="F9F9F9"/>
             <w:tcMar>
-              <w:top w:w="22" w:type="dxa"/>
-              <w:bottom w:w="22" w:type="dxa"/>
-              <w:left w:w="30" w:type="dxa"/>
-              <w:right w:w="30" w:type="dxa"/>
+              <w:top w:w="4" w:type="dxa"/>
+              <w:bottom w:w="4" w:type="dxa"/>
+              <w:left w:w="20" w:type="dxa"/>
+              <w:right w:w="20" w:type="dxa"/>
             </w:tcMar>
           </w:tcPr>
           <w:p>
             <w:r>
               <w:rPr>
-                <w:sz w:val="20"/>
+                <w:sz w:val="18"/>
               </w:rPr>
-              <w:t>Çağrihan Bengül</w:t>
+              <w:t>Kerem Araci</w:t>
             </w:r>
           </w:p>
         </w:tc>
@@ -3274,10 +3279,10 @@
             <w:tcW w:w="1503" w:type="dxa"/>
             <w:shd w:fill="F9F9F9"/>
             <w:tcMar>
-              <w:top w:w="22" w:type="dxa"/>
-              <w:bottom w:w="22" w:type="dxa"/>
-              <w:left w:w="30" w:type="dxa"/>
-              <w:right w:w="30" w:type="dxa"/>
+              <w:top w:w="4" w:type="dxa"/>
+              <w:bottom w:w="4" w:type="dxa"/>
+              <w:left w:w="20" w:type="dxa"/>
+              <w:right w:w="20" w:type="dxa"/>
             </w:tcMar>
           </w:tcPr>
           <w:p>
@@ -3286,9 +3291,9 @@
             </w:pPr>
             <w:r>
               <w:rPr>
-                <w:sz w:val="20"/>
+                <w:sz w:val="18"/>
               </w:rPr>
-              <w:t>8/1/1</w:t>
+              <w:t>8/2/0</w:t>
             </w:r>
           </w:p>
         </w:tc>
@@ -3297,10 +3302,10 @@
             <w:tcW w:w="1503" w:type="dxa"/>
             <w:shd w:fill="F9F9F9"/>
             <w:tcMar>
-              <w:top w:w="22" w:type="dxa"/>
-              <w:bottom w:w="22" w:type="dxa"/>
-              <w:left w:w="30" w:type="dxa"/>
-              <w:right w:w="30" w:type="dxa"/>
+              <w:top w:w="4" w:type="dxa"/>
+              <w:bottom w:w="4" w:type="dxa"/>
+              <w:left w:w="20" w:type="dxa"/>
+              <w:right w:w="20" w:type="dxa"/>
             </w:tcMar>
           </w:tcPr>
           <w:p>
@@ -3310,9 +3315,9 @@
             <w:r>
               <w:rPr>
                 <w:b/>
-                <w:sz w:val="20"/>
+                <w:sz w:val="18"/>
               </w:rPr>
-              <w:t>7.67</w:t>
+              <w:t>7.33</w:t>
             </w:r>
           </w:p>
         </w:tc>
@@ -3321,10 +3326,10 @@
             <w:tcW w:w="1503" w:type="dxa"/>
             <w:shd w:fill="F9F9F9"/>
             <w:tcMar>
-              <w:top w:w="22" w:type="dxa"/>
-              <w:bottom w:w="22" w:type="dxa"/>
-              <w:left w:w="30" w:type="dxa"/>
-              <w:right w:w="30" w:type="dxa"/>
+              <w:top w:w="4" w:type="dxa"/>
+              <w:bottom w:w="4" w:type="dxa"/>
+              <w:left w:w="20" w:type="dxa"/>
+              <w:right w:w="20" w:type="dxa"/>
             </w:tcMar>
           </w:tcPr>
           <w:p>
@@ -3333,7 +3338,7 @@
             </w:pPr>
             <w:r>
               <w:rPr>
-                <w:sz w:val="20"/>
+                <w:sz w:val="18"/>
               </w:rPr>
               <w:t>24</w:t>
             </w:r>
@@ -3344,10 +3349,10 @@
             <w:tcW w:w="1503" w:type="dxa"/>
             <w:shd w:fill="F9F9F9"/>
             <w:tcMar>
-              <w:top w:w="22" w:type="dxa"/>
-              <w:bottom w:w="22" w:type="dxa"/>
-              <w:left w:w="30" w:type="dxa"/>
-              <w:right w:w="30" w:type="dxa"/>
+              <w:top w:w="4" w:type="dxa"/>
+              <w:bottom w:w="4" w:type="dxa"/>
+              <w:left w:w="20" w:type="dxa"/>
+              <w:right w:w="20" w:type="dxa"/>
             </w:tcMar>
           </w:tcPr>
           <w:p>
@@ -3356,9 +3361,9 @@
             </w:pPr>
             <w:r>
               <w:rPr>
-                <w:sz w:val="20"/>
+                <w:sz w:val="18"/>
               </w:rPr>
-              <w:t>224</w:t>
+              <w:t>20</w:t>
             </w:r>
           </w:p>
         </w:tc>
@@ -3367,18 +3372,18 @@
             <w:tcW w:w="1503" w:type="dxa"/>
             <w:shd w:fill="F9F9F9"/>
             <w:tcMar>
-              <w:top w:w="22" w:type="dxa"/>
-              <w:bottom w:w="22" w:type="dxa"/>
-              <w:left w:w="30" w:type="dxa"/>
-              <w:right w:w="30" w:type="dxa"/>
+              <w:top w:w="4" w:type="dxa"/>
+              <w:bottom w:w="4" w:type="dxa"/>
+              <w:left w:w="20" w:type="dxa"/>
+              <w:right w:w="20" w:type="dxa"/>
             </w:tcMar>
           </w:tcPr>
           <w:p>
             <w:r>
               <w:rPr>
-                <w:sz w:val="20"/>
+                <w:sz w:val="18"/>
               </w:rPr>
-              <w:t>Cengi̇zhan Yilma</w:t>
+              <w:t>Nesri̇n Doğa Ber</w:t>
             </w:r>
           </w:p>
         </w:tc>
@@ -3387,10 +3392,10 @@
             <w:tcW w:w="1503" w:type="dxa"/>
             <w:shd w:fill="F9F9F9"/>
             <w:tcMar>
-              <w:top w:w="22" w:type="dxa"/>
-              <w:bottom w:w="22" w:type="dxa"/>
-              <w:left w:w="30" w:type="dxa"/>
-              <w:right w:w="30" w:type="dxa"/>
+              <w:top w:w="4" w:type="dxa"/>
+              <w:bottom w:w="4" w:type="dxa"/>
+              <w:left w:w="20" w:type="dxa"/>
+              <w:right w:w="20" w:type="dxa"/>
             </w:tcMar>
           </w:tcPr>
           <w:p>
@@ -3399,7 +3404,7 @@
             </w:pPr>
             <w:r>
               <w:rPr>
-                <w:sz w:val="20"/>
+                <w:sz w:val="18"/>
               </w:rPr>
               <w:t>5/5/0</w:t>
             </w:r>
@@ -3410,10 +3415,10 @@
             <w:tcW w:w="1503" w:type="dxa"/>
             <w:shd w:fill="F9F9F9"/>
             <w:tcMar>
-              <w:top w:w="22" w:type="dxa"/>
-              <w:bottom w:w="22" w:type="dxa"/>
-              <w:left w:w="30" w:type="dxa"/>
-              <w:right w:w="30" w:type="dxa"/>
+              <w:top w:w="4" w:type="dxa"/>
+              <w:bottom w:w="4" w:type="dxa"/>
+              <w:left w:w="20" w:type="dxa"/>
+              <w:right w:w="20" w:type="dxa"/>
             </w:tcMar>
           </w:tcPr>
           <w:p>
@@ -3423,7 +3428,7 @@
             <w:r>
               <w:rPr>
                 <w:b/>
-                <w:sz w:val="20"/>
+                <w:sz w:val="18"/>
               </w:rPr>
               <w:t>3.33</w:t>
             </w:r>
@@ -3436,10 +3441,10 @@
             <w:tcW w:w="1503" w:type="dxa"/>
             <w:shd w:fill="FFFFFF"/>
             <w:tcMar>
-              <w:top w:w="22" w:type="dxa"/>
-              <w:bottom w:w="22" w:type="dxa"/>
-              <w:left w:w="30" w:type="dxa"/>
-              <w:right w:w="30" w:type="dxa"/>
+              <w:top w:w="4" w:type="dxa"/>
+              <w:bottom w:w="4" w:type="dxa"/>
+              <w:left w:w="20" w:type="dxa"/>
+              <w:right w:w="20" w:type="dxa"/>
             </w:tcMar>
           </w:tcPr>
           <w:p>
@@ -3448,7 +3453,7 @@
             </w:pPr>
             <w:r>
               <w:rPr>
-                <w:sz w:val="20"/>
+                <w:sz w:val="18"/>
               </w:rPr>
               <w:t>11</w:t>
             </w:r>
@@ -3459,10 +3464,10 @@
             <w:tcW w:w="1503" w:type="dxa"/>
             <w:shd w:fill="FFFFFF"/>
             <w:tcMar>
-              <w:top w:w="22" w:type="dxa"/>
-              <w:bottom w:w="22" w:type="dxa"/>
-              <w:left w:w="30" w:type="dxa"/>
-              <w:right w:w="30" w:type="dxa"/>
+              <w:top w:w="4" w:type="dxa"/>
+              <w:bottom w:w="4" w:type="dxa"/>
+              <w:left w:w="20" w:type="dxa"/>
+              <w:right w:w="20" w:type="dxa"/>
             </w:tcMar>
           </w:tcPr>
           <w:p>
@@ -3471,9 +3476,9 @@
             </w:pPr>
             <w:r>
               <w:rPr>
-                <w:sz w:val="20"/>
+                <w:sz w:val="18"/>
               </w:rPr>
-              <w:t>20</w:t>
+              <w:t>258</w:t>
             </w:r>
           </w:p>
         </w:tc>
@@ -3482,18 +3487,18 @@
             <w:tcW w:w="1503" w:type="dxa"/>
             <w:shd w:fill="FFFFFF"/>
             <w:tcMar>
-              <w:top w:w="22" w:type="dxa"/>
-              <w:bottom w:w="22" w:type="dxa"/>
-              <w:left w:w="30" w:type="dxa"/>
-              <w:right w:w="30" w:type="dxa"/>
+              <w:top w:w="4" w:type="dxa"/>
+              <w:bottom w:w="4" w:type="dxa"/>
+              <w:left w:w="20" w:type="dxa"/>
+              <w:right w:w="20" w:type="dxa"/>
             </w:tcMar>
           </w:tcPr>
           <w:p>
             <w:r>
               <w:rPr>
-                <w:sz w:val="20"/>
+                <w:sz w:val="18"/>
               </w:rPr>
-              <w:t>Nesri̇n Doğa Ber</w:t>
+              <w:t>Meryem Bozdemi̇r</w:t>
             </w:r>
           </w:p>
         </w:tc>
@@ -3502,10 +3507,10 @@
             <w:tcW w:w="1503" w:type="dxa"/>
             <w:shd w:fill="FFFFFF"/>
             <w:tcMar>
-              <w:top w:w="22" w:type="dxa"/>
-              <w:bottom w:w="22" w:type="dxa"/>
-              <w:left w:w="30" w:type="dxa"/>
-              <w:right w:w="30" w:type="dxa"/>
+              <w:top w:w="4" w:type="dxa"/>
+              <w:bottom w:w="4" w:type="dxa"/>
+              <w:left w:w="20" w:type="dxa"/>
+              <w:right w:w="20" w:type="dxa"/>
             </w:tcMar>
           </w:tcPr>
           <w:p>
@@ -3514,7 +3519,7 @@
             </w:pPr>
             <w:r>
               <w:rPr>
-                <w:sz w:val="20"/>
+                <w:sz w:val="18"/>
               </w:rPr>
               <w:t>8/2/0</w:t>
             </w:r>
@@ -3525,10 +3530,10 @@
             <w:tcW w:w="1503" w:type="dxa"/>
             <w:shd w:fill="FFFFFF"/>
             <w:tcMar>
-              <w:top w:w="22" w:type="dxa"/>
-              <w:bottom w:w="22" w:type="dxa"/>
-              <w:left w:w="30" w:type="dxa"/>
-              <w:right w:w="30" w:type="dxa"/>
+              <w:top w:w="4" w:type="dxa"/>
+              <w:bottom w:w="4" w:type="dxa"/>
+              <w:left w:w="20" w:type="dxa"/>
+              <w:right w:w="20" w:type="dxa"/>
             </w:tcMar>
           </w:tcPr>
           <w:p>
@@ -3538,7 +3543,235 @@
             <w:r>
               <w:rPr>
                 <w:b/>
-                <w:sz w:val="20"/>
+                <w:sz w:val="18"/>
+              </w:rPr>
+              <w:t>7.33</w:t>
+            </w:r>
+          </w:p>
+        </w:tc>
+        <w:tc>
+          <w:tcPr>
+            <w:tcW w:w="1503" w:type="dxa"/>
+            <w:shd w:fill="FFFFFF"/>
+            <w:tcMar>
+              <w:top w:w="4" w:type="dxa"/>
+              <w:bottom w:w="4" w:type="dxa"/>
+              <w:left w:w="20" w:type="dxa"/>
+              <w:right w:w="20" w:type="dxa"/>
+            </w:tcMar>
+          </w:tcPr>
+          <w:p>
+            <w:pPr>
+              <w:jc w:val="center"/>
+            </w:pPr>
+            <w:r>
+              <w:rPr>
+                <w:sz w:val="18"/>
+              </w:rPr>
+              <w:t>25</w:t>
+            </w:r>
+          </w:p>
+        </w:tc>
+        <w:tc>
+          <w:tcPr>
+            <w:tcW w:w="1503" w:type="dxa"/>
+            <w:shd w:fill="FFFFFF"/>
+            <w:tcMar>
+              <w:top w:w="4" w:type="dxa"/>
+              <w:bottom w:w="4" w:type="dxa"/>
+              <w:left w:w="20" w:type="dxa"/>
+              <w:right w:w="20" w:type="dxa"/>
+            </w:tcMar>
+          </w:tcPr>
+          <w:p>
+            <w:pPr>
+              <w:jc w:val="center"/>
+            </w:pPr>
+            <w:r>
+              <w:rPr>
+                <w:sz w:val="18"/>
+              </w:rPr>
+              <w:t>227</w:t>
+            </w:r>
+          </w:p>
+        </w:tc>
+        <w:tc>
+          <w:tcPr>
+            <w:tcW w:w="1503" w:type="dxa"/>
+            <w:shd w:fill="FFFFFF"/>
+            <w:tcMar>
+              <w:top w:w="4" w:type="dxa"/>
+              <w:bottom w:w="4" w:type="dxa"/>
+              <w:left w:w="20" w:type="dxa"/>
+              <w:right w:w="20" w:type="dxa"/>
+            </w:tcMar>
+          </w:tcPr>
+          <w:p>
+            <w:r>
+              <w:rPr>
+                <w:sz w:val="18"/>
+              </w:rPr>
+              <w:t>Deri̇n Yilmaz</w:t>
+            </w:r>
+          </w:p>
+        </w:tc>
+        <w:tc>
+          <w:tcPr>
+            <w:tcW w:w="1503" w:type="dxa"/>
+            <w:shd w:fill="FFFFFF"/>
+            <w:tcMar>
+              <w:top w:w="4" w:type="dxa"/>
+              <w:bottom w:w="4" w:type="dxa"/>
+              <w:left w:w="20" w:type="dxa"/>
+              <w:right w:w="20" w:type="dxa"/>
+            </w:tcMar>
+          </w:tcPr>
+          <w:p>
+            <w:pPr>
+              <w:jc w:val="center"/>
+            </w:pPr>
+            <w:r>
+              <w:rPr>
+                <w:sz w:val="18"/>
+              </w:rPr>
+              <w:t>5/5/0</w:t>
+            </w:r>
+          </w:p>
+        </w:tc>
+        <w:tc>
+          <w:tcPr>
+            <w:tcW w:w="1503" w:type="dxa"/>
+            <w:shd w:fill="FFFFFF"/>
+            <w:tcMar>
+              <w:top w:w="4" w:type="dxa"/>
+              <w:bottom w:w="4" w:type="dxa"/>
+              <w:left w:w="20" w:type="dxa"/>
+              <w:right w:w="20" w:type="dxa"/>
+            </w:tcMar>
+          </w:tcPr>
+          <w:p>
+            <w:pPr>
+              <w:jc w:val="center"/>
+            </w:pPr>
+            <w:r>
+              <w:rPr>
+                <w:b/>
+                <w:sz w:val="18"/>
+              </w:rPr>
+              <w:t>3.33</w:t>
+            </w:r>
+          </w:p>
+        </w:tc>
+      </w:tr>
+      <w:tr>
+        <w:tc>
+          <w:tcPr>
+            <w:tcW w:w="1503" w:type="dxa"/>
+            <w:shd w:fill="F9F9F9"/>
+            <w:tcMar>
+              <w:top w:w="4" w:type="dxa"/>
+              <w:bottom w:w="4" w:type="dxa"/>
+              <w:left w:w="20" w:type="dxa"/>
+              <w:right w:w="20" w:type="dxa"/>
+            </w:tcMar>
+          </w:tcPr>
+          <w:p>
+            <w:pPr>
+              <w:jc w:val="center"/>
+            </w:pPr>
+            <w:r>
+              <w:rPr>
+                <w:sz w:val="18"/>
+              </w:rPr>
+              <w:t>12</w:t>
+            </w:r>
+          </w:p>
+        </w:tc>
+        <w:tc>
+          <w:tcPr>
+            <w:tcW w:w="1503" w:type="dxa"/>
+            <w:shd w:fill="F9F9F9"/>
+            <w:tcMar>
+              <w:top w:w="4" w:type="dxa"/>
+              <w:bottom w:w="4" w:type="dxa"/>
+              <w:left w:w="20" w:type="dxa"/>
+              <w:right w:w="20" w:type="dxa"/>
+            </w:tcMar>
+          </w:tcPr>
+          <w:p>
+            <w:pPr>
+              <w:jc w:val="center"/>
+            </w:pPr>
+            <w:r>
+              <w:rPr>
+                <w:sz w:val="18"/>
+              </w:rPr>
+              <w:t>303</w:t>
+            </w:r>
+          </w:p>
+        </w:tc>
+        <w:tc>
+          <w:tcPr>
+            <w:tcW w:w="1503" w:type="dxa"/>
+            <w:shd w:fill="F9F9F9"/>
+            <w:tcMar>
+              <w:top w:w="4" w:type="dxa"/>
+              <w:bottom w:w="4" w:type="dxa"/>
+              <w:left w:w="20" w:type="dxa"/>
+              <w:right w:w="20" w:type="dxa"/>
+            </w:tcMar>
+          </w:tcPr>
+          <w:p>
+            <w:r>
+              <w:rPr>
+                <w:sz w:val="18"/>
+              </w:rPr>
+              <w:t>Mustafa Gülseven</w:t>
+            </w:r>
+          </w:p>
+        </w:tc>
+        <w:tc>
+          <w:tcPr>
+            <w:tcW w:w="1503" w:type="dxa"/>
+            <w:shd w:fill="F9F9F9"/>
+            <w:tcMar>
+              <w:top w:w="4" w:type="dxa"/>
+              <w:bottom w:w="4" w:type="dxa"/>
+              <w:left w:w="20" w:type="dxa"/>
+              <w:right w:w="20" w:type="dxa"/>
+            </w:tcMar>
+          </w:tcPr>
+          <w:p>
+            <w:pPr>
+              <w:jc w:val="center"/>
+            </w:pPr>
+            <w:r>
+              <w:rPr>
+                <w:sz w:val="18"/>
+              </w:rPr>
+              <w:t>8/2/0</w:t>
+            </w:r>
+          </w:p>
+        </w:tc>
+        <w:tc>
+          <w:tcPr>
+            <w:tcW w:w="1503" w:type="dxa"/>
+            <w:shd w:fill="F9F9F9"/>
+            <w:tcMar>
+              <w:top w:w="4" w:type="dxa"/>
+              <w:bottom w:w="4" w:type="dxa"/>
+              <w:left w:w="20" w:type="dxa"/>
+              <w:right w:w="20" w:type="dxa"/>
+            </w:tcMar>
+          </w:tcPr>
+          <w:p>
+            <w:pPr>
+              <w:jc w:val="center"/>
+            </w:pPr>
+            <w:r>
+              <w:rPr>
+                <w:b/>
+                <w:sz w:val="18"/>
               </w:rPr>
               <w:t>7.33</w:t>
             </w:r>
@@ -3549,10 +3782,10 @@
             <w:tcW w:w="1503" w:type="dxa"/>
             <w:shd w:fill="FDEDEC"/>
             <w:tcMar>
-              <w:top w:w="22" w:type="dxa"/>
-              <w:bottom w:w="22" w:type="dxa"/>
-              <w:left w:w="30" w:type="dxa"/>
-              <w:right w:w="30" w:type="dxa"/>
+              <w:top w:w="4" w:type="dxa"/>
+              <w:bottom w:w="4" w:type="dxa"/>
+              <w:left w:w="20" w:type="dxa"/>
+              <w:right w:w="20" w:type="dxa"/>
             </w:tcMar>
           </w:tcPr>
           <w:p>
@@ -3561,9 +3794,9 @@
             </w:pPr>
             <w:r>
               <w:rPr>
-                <w:sz w:val="20"/>
+                <w:sz w:val="18"/>
               </w:rPr>
-              <w:t>25</w:t>
+              <w:t>26</w:t>
             </w:r>
           </w:p>
         </w:tc>
@@ -3572,10 +3805,10 @@
             <w:tcW w:w="1503" w:type="dxa"/>
             <w:shd w:fill="FDEDEC"/>
             <w:tcMar>
-              <w:top w:w="22" w:type="dxa"/>
-              <w:bottom w:w="22" w:type="dxa"/>
-              <w:left w:w="30" w:type="dxa"/>
-              <w:right w:w="30" w:type="dxa"/>
+              <w:top w:w="4" w:type="dxa"/>
+              <w:bottom w:w="4" w:type="dxa"/>
+              <w:left w:w="20" w:type="dxa"/>
+              <w:right w:w="20" w:type="dxa"/>
             </w:tcMar>
           </w:tcPr>
           <w:p>
@@ -3584,7 +3817,463 @@
             </w:pPr>
             <w:r>
               <w:rPr>
-                <w:sz w:val="20"/>
+                <w:sz w:val="18"/>
+              </w:rPr>
+              <w:t>245</w:t>
+            </w:r>
+          </w:p>
+        </w:tc>
+        <w:tc>
+          <w:tcPr>
+            <w:tcW w:w="1503" w:type="dxa"/>
+            <w:shd w:fill="FDEDEC"/>
+            <w:tcMar>
+              <w:top w:w="4" w:type="dxa"/>
+              <w:bottom w:w="4" w:type="dxa"/>
+              <w:left w:w="20" w:type="dxa"/>
+              <w:right w:w="20" w:type="dxa"/>
+            </w:tcMar>
+          </w:tcPr>
+          <w:p>
+            <w:r>
+              <w:rPr>
+                <w:sz w:val="18"/>
+              </w:rPr>
+              <w:t>Tuna Koç</w:t>
+            </w:r>
+          </w:p>
+        </w:tc>
+        <w:tc>
+          <w:tcPr>
+            <w:tcW w:w="1503" w:type="dxa"/>
+            <w:shd w:fill="FDEDEC"/>
+            <w:tcMar>
+              <w:top w:w="4" w:type="dxa"/>
+              <w:bottom w:w="4" w:type="dxa"/>
+              <w:left w:w="20" w:type="dxa"/>
+              <w:right w:w="20" w:type="dxa"/>
+            </w:tcMar>
+          </w:tcPr>
+          <w:p>
+            <w:pPr>
+              <w:jc w:val="center"/>
+            </w:pPr>
+            <w:r>
+              <w:rPr>
+                <w:sz w:val="18"/>
+              </w:rPr>
+              <w:t>4/5/1</w:t>
+            </w:r>
+          </w:p>
+        </w:tc>
+        <w:tc>
+          <w:tcPr>
+            <w:tcW w:w="1503" w:type="dxa"/>
+            <w:shd w:fill="FDEDEC"/>
+            <w:tcMar>
+              <w:top w:w="4" w:type="dxa"/>
+              <w:bottom w:w="4" w:type="dxa"/>
+              <w:left w:w="20" w:type="dxa"/>
+              <w:right w:w="20" w:type="dxa"/>
+            </w:tcMar>
+          </w:tcPr>
+          <w:p>
+            <w:pPr>
+              <w:jc w:val="center"/>
+            </w:pPr>
+            <w:r>
+              <w:rPr>
+                <w:b/>
+                <w:sz w:val="18"/>
+              </w:rPr>
+              <w:t>2.33</w:t>
+            </w:r>
+          </w:p>
+        </w:tc>
+      </w:tr>
+      <w:tr>
+        <w:tc>
+          <w:tcPr>
+            <w:tcW w:w="1503" w:type="dxa"/>
+            <w:shd w:fill="FFFFFF"/>
+            <w:tcMar>
+              <w:top w:w="4" w:type="dxa"/>
+              <w:bottom w:w="4" w:type="dxa"/>
+              <w:left w:w="20" w:type="dxa"/>
+              <w:right w:w="20" w:type="dxa"/>
+            </w:tcMar>
+          </w:tcPr>
+          <w:p>
+            <w:pPr>
+              <w:jc w:val="center"/>
+            </w:pPr>
+            <w:r>
+              <w:rPr>
+                <w:sz w:val="18"/>
+              </w:rPr>
+              <w:t>13</w:t>
+            </w:r>
+          </w:p>
+        </w:tc>
+        <w:tc>
+          <w:tcPr>
+            <w:tcW w:w="1503" w:type="dxa"/>
+            <w:shd w:fill="FFFFFF"/>
+            <w:tcMar>
+              <w:top w:w="4" w:type="dxa"/>
+              <w:bottom w:w="4" w:type="dxa"/>
+              <w:left w:w="20" w:type="dxa"/>
+              <w:right w:w="20" w:type="dxa"/>
+            </w:tcMar>
+          </w:tcPr>
+          <w:p>
+            <w:pPr>
+              <w:jc w:val="center"/>
+            </w:pPr>
+            <w:r>
+              <w:rPr>
+                <w:sz w:val="18"/>
+              </w:rPr>
+              <w:t>261</w:t>
+            </w:r>
+          </w:p>
+        </w:tc>
+        <w:tc>
+          <w:tcPr>
+            <w:tcW w:w="1503" w:type="dxa"/>
+            <w:shd w:fill="FFFFFF"/>
+            <w:tcMar>
+              <w:top w:w="4" w:type="dxa"/>
+              <w:bottom w:w="4" w:type="dxa"/>
+              <w:left w:w="20" w:type="dxa"/>
+              <w:right w:w="20" w:type="dxa"/>
+            </w:tcMar>
+          </w:tcPr>
+          <w:p>
+            <w:r>
+              <w:rPr>
+                <w:sz w:val="18"/>
+              </w:rPr>
+              <w:t>İpek Nur Usta</w:t>
+            </w:r>
+          </w:p>
+        </w:tc>
+        <w:tc>
+          <w:tcPr>
+            <w:tcW w:w="1503" w:type="dxa"/>
+            <w:shd w:fill="FFFFFF"/>
+            <w:tcMar>
+              <w:top w:w="4" w:type="dxa"/>
+              <w:bottom w:w="4" w:type="dxa"/>
+              <w:left w:w="20" w:type="dxa"/>
+              <w:right w:w="20" w:type="dxa"/>
+            </w:tcMar>
+          </w:tcPr>
+          <w:p>
+            <w:pPr>
+              <w:jc w:val="center"/>
+            </w:pPr>
+            <w:r>
+              <w:rPr>
+                <w:sz w:val="18"/>
+              </w:rPr>
+              <w:t>7/1/2</w:t>
+            </w:r>
+          </w:p>
+        </w:tc>
+        <w:tc>
+          <w:tcPr>
+            <w:tcW w:w="1503" w:type="dxa"/>
+            <w:shd w:fill="FFFFFF"/>
+            <w:tcMar>
+              <w:top w:w="4" w:type="dxa"/>
+              <w:bottom w:w="4" w:type="dxa"/>
+              <w:left w:w="20" w:type="dxa"/>
+              <w:right w:w="20" w:type="dxa"/>
+            </w:tcMar>
+          </w:tcPr>
+          <w:p>
+            <w:pPr>
+              <w:jc w:val="center"/>
+            </w:pPr>
+            <w:r>
+              <w:rPr>
+                <w:b/>
+                <w:sz w:val="18"/>
+              </w:rPr>
+              <w:t>6.67</w:t>
+            </w:r>
+          </w:p>
+        </w:tc>
+        <w:tc>
+          <w:tcPr>
+            <w:tcW w:w="1503" w:type="dxa"/>
+            <w:shd w:fill="FDEDEC"/>
+            <w:tcMar>
+              <w:top w:w="4" w:type="dxa"/>
+              <w:bottom w:w="4" w:type="dxa"/>
+              <w:left w:w="20" w:type="dxa"/>
+              <w:right w:w="20" w:type="dxa"/>
+            </w:tcMar>
+          </w:tcPr>
+          <w:p>
+            <w:pPr>
+              <w:jc w:val="center"/>
+            </w:pPr>
+            <w:r>
+              <w:rPr>
+                <w:sz w:val="18"/>
+              </w:rPr>
+              <w:t>27</w:t>
+            </w:r>
+          </w:p>
+        </w:tc>
+        <w:tc>
+          <w:tcPr>
+            <w:tcW w:w="1503" w:type="dxa"/>
+            <w:shd w:fill="FDEDEC"/>
+            <w:tcMar>
+              <w:top w:w="4" w:type="dxa"/>
+              <w:bottom w:w="4" w:type="dxa"/>
+              <w:left w:w="20" w:type="dxa"/>
+              <w:right w:w="20" w:type="dxa"/>
+            </w:tcMar>
+          </w:tcPr>
+          <w:p>
+            <w:pPr>
+              <w:jc w:val="center"/>
+            </w:pPr>
+            <w:r>
+              <w:rPr>
+                <w:sz w:val="18"/>
+              </w:rPr>
+              <w:t>224</w:t>
+            </w:r>
+          </w:p>
+        </w:tc>
+        <w:tc>
+          <w:tcPr>
+            <w:tcW w:w="1503" w:type="dxa"/>
+            <w:shd w:fill="FDEDEC"/>
+            <w:tcMar>
+              <w:top w:w="4" w:type="dxa"/>
+              <w:bottom w:w="4" w:type="dxa"/>
+              <w:left w:w="20" w:type="dxa"/>
+              <w:right w:w="20" w:type="dxa"/>
+            </w:tcMar>
+          </w:tcPr>
+          <w:p>
+            <w:r>
+              <w:rPr>
+                <w:sz w:val="18"/>
+              </w:rPr>
+              <w:t>Cengi̇zhan Yilma</w:t>
+            </w:r>
+          </w:p>
+        </w:tc>
+        <w:tc>
+          <w:tcPr>
+            <w:tcW w:w="1503" w:type="dxa"/>
+            <w:shd w:fill="FDEDEC"/>
+            <w:tcMar>
+              <w:top w:w="4" w:type="dxa"/>
+              <w:bottom w:w="4" w:type="dxa"/>
+              <w:left w:w="20" w:type="dxa"/>
+              <w:right w:w="20" w:type="dxa"/>
+            </w:tcMar>
+          </w:tcPr>
+          <w:p>
+            <w:pPr>
+              <w:jc w:val="center"/>
+            </w:pPr>
+            <w:r>
+              <w:rPr>
+                <w:sz w:val="18"/>
+              </w:rPr>
+              <w:t>3/7/0</w:t>
+            </w:r>
+          </w:p>
+        </w:tc>
+        <w:tc>
+          <w:tcPr>
+            <w:tcW w:w="1503" w:type="dxa"/>
+            <w:shd w:fill="FDEDEC"/>
+            <w:tcMar>
+              <w:top w:w="4" w:type="dxa"/>
+              <w:bottom w:w="4" w:type="dxa"/>
+              <w:left w:w="20" w:type="dxa"/>
+              <w:right w:w="20" w:type="dxa"/>
+            </w:tcMar>
+          </w:tcPr>
+          <w:p>
+            <w:pPr>
+              <w:jc w:val="center"/>
+            </w:pPr>
+            <w:r>
+              <w:rPr>
+                <w:b/>
+                <w:sz w:val="18"/>
+              </w:rPr>
+              <w:t>0.67</w:t>
+            </w:r>
+          </w:p>
+        </w:tc>
+      </w:tr>
+      <w:tr>
+        <w:tc>
+          <w:tcPr>
+            <w:tcW w:w="1503" w:type="dxa"/>
+            <w:shd w:fill="F9F9F9"/>
+            <w:tcMar>
+              <w:top w:w="4" w:type="dxa"/>
+              <w:bottom w:w="4" w:type="dxa"/>
+              <w:left w:w="20" w:type="dxa"/>
+              <w:right w:w="20" w:type="dxa"/>
+            </w:tcMar>
+          </w:tcPr>
+          <w:p>
+            <w:pPr>
+              <w:jc w:val="center"/>
+            </w:pPr>
+            <w:r>
+              <w:rPr>
+                <w:sz w:val="18"/>
+              </w:rPr>
+              <w:t>14</w:t>
+            </w:r>
+          </w:p>
+        </w:tc>
+        <w:tc>
+          <w:tcPr>
+            <w:tcW w:w="1503" w:type="dxa"/>
+            <w:shd w:fill="F9F9F9"/>
+            <w:tcMar>
+              <w:top w:w="4" w:type="dxa"/>
+              <w:bottom w:w="4" w:type="dxa"/>
+              <w:left w:w="20" w:type="dxa"/>
+              <w:right w:w="20" w:type="dxa"/>
+            </w:tcMar>
+          </w:tcPr>
+          <w:p>
+            <w:pPr>
+              <w:jc w:val="center"/>
+            </w:pPr>
+            <w:r>
+              <w:rPr>
+                <w:sz w:val="18"/>
+              </w:rPr>
+              <w:t>372</w:t>
+            </w:r>
+          </w:p>
+        </w:tc>
+        <w:tc>
+          <w:tcPr>
+            <w:tcW w:w="1503" w:type="dxa"/>
+            <w:shd w:fill="F9F9F9"/>
+            <w:tcMar>
+              <w:top w:w="4" w:type="dxa"/>
+              <w:bottom w:w="4" w:type="dxa"/>
+              <w:left w:w="20" w:type="dxa"/>
+              <w:right w:w="20" w:type="dxa"/>
+            </w:tcMar>
+          </w:tcPr>
+          <w:p>
+            <w:r>
+              <w:rPr>
+                <w:sz w:val="18"/>
+              </w:rPr>
+              <w:t>Sümeyye Taşkin</w:t>
+            </w:r>
+          </w:p>
+        </w:tc>
+        <w:tc>
+          <w:tcPr>
+            <w:tcW w:w="1503" w:type="dxa"/>
+            <w:shd w:fill="F9F9F9"/>
+            <w:tcMar>
+              <w:top w:w="4" w:type="dxa"/>
+              <w:bottom w:w="4" w:type="dxa"/>
+              <w:left w:w="20" w:type="dxa"/>
+              <w:right w:w="20" w:type="dxa"/>
+            </w:tcMar>
+          </w:tcPr>
+          <w:p>
+            <w:pPr>
+              <w:jc w:val="center"/>
+            </w:pPr>
+            <w:r>
+              <w:rPr>
+                <w:sz w:val="18"/>
+              </w:rPr>
+              <w:t>7/2/1</w:t>
+            </w:r>
+          </w:p>
+        </w:tc>
+        <w:tc>
+          <w:tcPr>
+            <w:tcW w:w="1503" w:type="dxa"/>
+            <w:shd w:fill="F9F9F9"/>
+            <w:tcMar>
+              <w:top w:w="4" w:type="dxa"/>
+              <w:bottom w:w="4" w:type="dxa"/>
+              <w:left w:w="20" w:type="dxa"/>
+              <w:right w:w="20" w:type="dxa"/>
+            </w:tcMar>
+          </w:tcPr>
+          <w:p>
+            <w:pPr>
+              <w:jc w:val="center"/>
+            </w:pPr>
+            <w:r>
+              <w:rPr>
+                <w:b/>
+                <w:sz w:val="18"/>
+              </w:rPr>
+              <w:t>6.33</w:t>
+            </w:r>
+          </w:p>
+        </w:tc>
+        <w:tc>
+          <w:tcPr>
+            <w:tcW w:w="1503" w:type="dxa"/>
+            <w:shd w:fill="FDEDEC"/>
+            <w:tcMar>
+              <w:top w:w="4" w:type="dxa"/>
+              <w:bottom w:w="4" w:type="dxa"/>
+              <w:left w:w="20" w:type="dxa"/>
+              <w:right w:w="20" w:type="dxa"/>
+            </w:tcMar>
+          </w:tcPr>
+          <w:p>
+            <w:pPr>
+              <w:jc w:val="center"/>
+            </w:pPr>
+            <w:r>
+              <w:rPr>
+                <w:sz w:val="18"/>
+              </w:rPr>
+              <w:t>28</w:t>
+            </w:r>
+          </w:p>
+        </w:tc>
+        <w:tc>
+          <w:tcPr>
+            <w:tcW w:w="1503" w:type="dxa"/>
+            <w:shd w:fill="FDEDEC"/>
+            <w:tcMar>
+              <w:top w:w="4" w:type="dxa"/>
+              <w:bottom w:w="4" w:type="dxa"/>
+              <w:left w:w="20" w:type="dxa"/>
+              <w:right w:w="20" w:type="dxa"/>
+            </w:tcMar>
+          </w:tcPr>
+          <w:p>
+            <w:pPr>
+              <w:jc w:val="center"/>
+            </w:pPr>
+            <w:r>
+              <w:rPr>
+                <w:sz w:val="18"/>
               </w:rPr>
               <w:t>379</w:t>
             </w:r>
@@ -3595,16 +4284,16 @@
             <w:tcW w:w="1503" w:type="dxa"/>
             <w:shd w:fill="FDEDEC"/>
             <w:tcMar>
-              <w:top w:w="22" w:type="dxa"/>
-              <w:bottom w:w="22" w:type="dxa"/>
-              <w:left w:w="30" w:type="dxa"/>
-              <w:right w:w="30" w:type="dxa"/>
+              <w:top w:w="4" w:type="dxa"/>
+              <w:bottom w:w="4" w:type="dxa"/>
+              <w:left w:w="20" w:type="dxa"/>
+              <w:right w:w="20" w:type="dxa"/>
             </w:tcMar>
           </w:tcPr>
           <w:p>
             <w:r>
               <w:rPr>
-                <w:sz w:val="20"/>
+                <w:sz w:val="18"/>
               </w:rPr>
               <w:t>Çinar Efe Gi̇rgi</w:t>
             </w:r>
@@ -3615,10 +4304,10 @@
             <w:tcW w:w="1503" w:type="dxa"/>
             <w:shd w:fill="FDEDEC"/>
             <w:tcMar>
-              <w:top w:w="22" w:type="dxa"/>
-              <w:bottom w:w="22" w:type="dxa"/>
-              <w:left w:w="30" w:type="dxa"/>
-              <w:right w:w="30" w:type="dxa"/>
+              <w:top w:w="4" w:type="dxa"/>
+              <w:bottom w:w="4" w:type="dxa"/>
+              <w:left w:w="20" w:type="dxa"/>
+              <w:right w:w="20" w:type="dxa"/>
             </w:tcMar>
           </w:tcPr>
           <w:p>
@@ -3627,9 +4316,9 @@
             </w:pPr>
             <w:r>
               <w:rPr>
-                <w:sz w:val="20"/>
+                <w:sz w:val="18"/>
               </w:rPr>
-              <w:t>4/6/0</w:t>
+              <w:t>1/9/0</w:t>
             </w:r>
           </w:p>
         </w:tc>
@@ -3638,10 +4327,10 @@
             <w:tcW w:w="1503" w:type="dxa"/>
             <w:shd w:fill="FDEDEC"/>
             <w:tcMar>
-              <w:top w:w="22" w:type="dxa"/>
-              <w:bottom w:w="22" w:type="dxa"/>
-              <w:left w:w="30" w:type="dxa"/>
-              <w:right w:w="30" w:type="dxa"/>
+              <w:top w:w="4" w:type="dxa"/>
+              <w:bottom w:w="4" w:type="dxa"/>
+              <w:left w:w="20" w:type="dxa"/>
+              <w:right w:w="20" w:type="dxa"/>
             </w:tcMar>
           </w:tcPr>
           <w:p>
@@ -3651,626 +4340,10 @@
             <w:r>
               <w:rPr>
                 <w:b/>
-                <w:sz w:val="20"/>
+                <w:sz w:val="18"/>
               </w:rPr>
-              <w:t>2.00</w:t>
+              <w:t>-2.00</w:t>
             </w:r>
-          </w:p>
-        </w:tc>
-      </w:tr>
-      <w:tr>
-        <w:tc>
-          <w:tcPr>
-            <w:tcW w:w="1503" w:type="dxa"/>
-            <w:shd w:fill="F9F9F9"/>
-            <w:tcMar>
-              <w:top w:w="22" w:type="dxa"/>
-              <w:bottom w:w="22" w:type="dxa"/>
-              <w:left w:w="30" w:type="dxa"/>
-              <w:right w:w="30" w:type="dxa"/>
-            </w:tcMar>
-          </w:tcPr>
-          <w:p>
-            <w:pPr>
-              <w:jc w:val="center"/>
-            </w:pPr>
-            <w:r>
-              <w:rPr>
-                <w:sz w:val="20"/>
-              </w:rPr>
-              <w:t>12</w:t>
-            </w:r>
-          </w:p>
-        </w:tc>
-        <w:tc>
-          <w:tcPr>
-            <w:tcW w:w="1503" w:type="dxa"/>
-            <w:shd w:fill="F9F9F9"/>
-            <w:tcMar>
-              <w:top w:w="22" w:type="dxa"/>
-              <w:bottom w:w="22" w:type="dxa"/>
-              <w:left w:w="30" w:type="dxa"/>
-              <w:right w:w="30" w:type="dxa"/>
-            </w:tcMar>
-          </w:tcPr>
-          <w:p>
-            <w:pPr>
-              <w:jc w:val="center"/>
-            </w:pPr>
-            <w:r>
-              <w:rPr>
-                <w:sz w:val="20"/>
-              </w:rPr>
-              <w:t>323</w:t>
-            </w:r>
-          </w:p>
-        </w:tc>
-        <w:tc>
-          <w:tcPr>
-            <w:tcW w:w="1503" w:type="dxa"/>
-            <w:shd w:fill="F9F9F9"/>
-            <w:tcMar>
-              <w:top w:w="22" w:type="dxa"/>
-              <w:bottom w:w="22" w:type="dxa"/>
-              <w:left w:w="30" w:type="dxa"/>
-              <w:right w:w="30" w:type="dxa"/>
-            </w:tcMar>
-          </w:tcPr>
-          <w:p>
-            <w:r>
-              <w:rPr>
-                <w:sz w:val="20"/>
-              </w:rPr>
-              <w:t>Zahi̇de Gölükcü</w:t>
-            </w:r>
-          </w:p>
-        </w:tc>
-        <w:tc>
-          <w:tcPr>
-            <w:tcW w:w="1503" w:type="dxa"/>
-            <w:shd w:fill="F9F9F9"/>
-            <w:tcMar>
-              <w:top w:w="22" w:type="dxa"/>
-              <w:bottom w:w="22" w:type="dxa"/>
-              <w:left w:w="30" w:type="dxa"/>
-              <w:right w:w="30" w:type="dxa"/>
-            </w:tcMar>
-          </w:tcPr>
-          <w:p>
-            <w:pPr>
-              <w:jc w:val="center"/>
-            </w:pPr>
-            <w:r>
-              <w:rPr>
-                <w:sz w:val="20"/>
-              </w:rPr>
-              <w:t>8/2/0</w:t>
-            </w:r>
-          </w:p>
-        </w:tc>
-        <w:tc>
-          <w:tcPr>
-            <w:tcW w:w="1503" w:type="dxa"/>
-            <w:shd w:fill="F9F9F9"/>
-            <w:tcMar>
-              <w:top w:w="22" w:type="dxa"/>
-              <w:bottom w:w="22" w:type="dxa"/>
-              <w:left w:w="30" w:type="dxa"/>
-              <w:right w:w="30" w:type="dxa"/>
-            </w:tcMar>
-          </w:tcPr>
-          <w:p>
-            <w:pPr>
-              <w:jc w:val="center"/>
-            </w:pPr>
-            <w:r>
-              <w:rPr>
-                <w:b/>
-                <w:sz w:val="20"/>
-              </w:rPr>
-              <w:t>7.33</w:t>
-            </w:r>
-          </w:p>
-        </w:tc>
-        <w:tc>
-          <w:tcPr>
-            <w:tcW w:w="1503" w:type="dxa"/>
-            <w:shd w:fill="FDEDEC"/>
-            <w:tcMar>
-              <w:top w:w="22" w:type="dxa"/>
-              <w:bottom w:w="22" w:type="dxa"/>
-              <w:left w:w="30" w:type="dxa"/>
-              <w:right w:w="30" w:type="dxa"/>
-            </w:tcMar>
-          </w:tcPr>
-          <w:p>
-            <w:pPr>
-              <w:jc w:val="center"/>
-            </w:pPr>
-            <w:r>
-              <w:rPr>
-                <w:sz w:val="20"/>
-              </w:rPr>
-              <w:t>26</w:t>
-            </w:r>
-          </w:p>
-        </w:tc>
-        <w:tc>
-          <w:tcPr>
-            <w:tcW w:w="1503" w:type="dxa"/>
-            <w:shd w:fill="FDEDEC"/>
-            <w:tcMar>
-              <w:top w:w="22" w:type="dxa"/>
-              <w:bottom w:w="22" w:type="dxa"/>
-              <w:left w:w="30" w:type="dxa"/>
-              <w:right w:w="30" w:type="dxa"/>
-            </w:tcMar>
-          </w:tcPr>
-          <w:p>
-            <w:pPr>
-              <w:jc w:val="center"/>
-            </w:pPr>
-            <w:r>
-              <w:rPr>
-                <w:sz w:val="20"/>
-              </w:rPr>
-              <w:t>432</w:t>
-            </w:r>
-          </w:p>
-        </w:tc>
-        <w:tc>
-          <w:tcPr>
-            <w:tcW w:w="1503" w:type="dxa"/>
-            <w:shd w:fill="FDEDEC"/>
-            <w:tcMar>
-              <w:top w:w="22" w:type="dxa"/>
-              <w:bottom w:w="22" w:type="dxa"/>
-              <w:left w:w="30" w:type="dxa"/>
-              <w:right w:w="30" w:type="dxa"/>
-            </w:tcMar>
-          </w:tcPr>
-          <w:p>
-            <w:r>
-              <w:rPr>
-                <w:sz w:val="20"/>
-              </w:rPr>
-              <w:t>Ahmet Nevfel Özk</w:t>
-            </w:r>
-          </w:p>
-        </w:tc>
-        <w:tc>
-          <w:tcPr>
-            <w:tcW w:w="1503" w:type="dxa"/>
-            <w:shd w:fill="FDEDEC"/>
-            <w:tcMar>
-              <w:top w:w="22" w:type="dxa"/>
-              <w:bottom w:w="22" w:type="dxa"/>
-              <w:left w:w="30" w:type="dxa"/>
-              <w:right w:w="30" w:type="dxa"/>
-            </w:tcMar>
-          </w:tcPr>
-          <w:p>
-            <w:pPr>
-              <w:jc w:val="center"/>
-            </w:pPr>
-            <w:r>
-              <w:rPr>
-                <w:sz w:val="20"/>
-              </w:rPr>
-              <w:t>3/4/3</w:t>
-            </w:r>
-          </w:p>
-        </w:tc>
-        <w:tc>
-          <w:tcPr>
-            <w:tcW w:w="1503" w:type="dxa"/>
-            <w:shd w:fill="FDEDEC"/>
-            <w:tcMar>
-              <w:top w:w="22" w:type="dxa"/>
-              <w:bottom w:w="22" w:type="dxa"/>
-              <w:left w:w="30" w:type="dxa"/>
-              <w:right w:w="30" w:type="dxa"/>
-            </w:tcMar>
-          </w:tcPr>
-          <w:p>
-            <w:pPr>
-              <w:jc w:val="center"/>
-            </w:pPr>
-            <w:r>
-              <w:rPr>
-                <w:b/>
-                <w:sz w:val="20"/>
-              </w:rPr>
-              <w:t>1.67</w:t>
-            </w:r>
-          </w:p>
-        </w:tc>
-      </w:tr>
-      <w:tr>
-        <w:tc>
-          <w:tcPr>
-            <w:tcW w:w="1503" w:type="dxa"/>
-            <w:shd w:fill="FFFFFF"/>
-            <w:tcMar>
-              <w:top w:w="22" w:type="dxa"/>
-              <w:bottom w:w="22" w:type="dxa"/>
-              <w:left w:w="30" w:type="dxa"/>
-              <w:right w:w="30" w:type="dxa"/>
-            </w:tcMar>
-          </w:tcPr>
-          <w:p>
-            <w:pPr>
-              <w:jc w:val="center"/>
-            </w:pPr>
-            <w:r>
-              <w:rPr>
-                <w:sz w:val="20"/>
-              </w:rPr>
-              <w:t>13</w:t>
-            </w:r>
-          </w:p>
-        </w:tc>
-        <w:tc>
-          <w:tcPr>
-            <w:tcW w:w="1503" w:type="dxa"/>
-            <w:shd w:fill="FFFFFF"/>
-            <w:tcMar>
-              <w:top w:w="22" w:type="dxa"/>
-              <w:bottom w:w="22" w:type="dxa"/>
-              <w:left w:w="30" w:type="dxa"/>
-              <w:right w:w="30" w:type="dxa"/>
-            </w:tcMar>
-          </w:tcPr>
-          <w:p>
-            <w:pPr>
-              <w:jc w:val="center"/>
-            </w:pPr>
-            <w:r>
-              <w:rPr>
-                <w:sz w:val="20"/>
-              </w:rPr>
-              <w:t>247</w:t>
-            </w:r>
-          </w:p>
-        </w:tc>
-        <w:tc>
-          <w:tcPr>
-            <w:tcW w:w="1503" w:type="dxa"/>
-            <w:shd w:fill="FFFFFF"/>
-            <w:tcMar>
-              <w:top w:w="22" w:type="dxa"/>
-              <w:bottom w:w="22" w:type="dxa"/>
-              <w:left w:w="30" w:type="dxa"/>
-              <w:right w:w="30" w:type="dxa"/>
-            </w:tcMar>
-          </w:tcPr>
-          <w:p>
-            <w:r>
-              <w:rPr>
-                <w:sz w:val="20"/>
-              </w:rPr>
-              <w:t>Zehra Şenel</w:t>
-            </w:r>
-          </w:p>
-        </w:tc>
-        <w:tc>
-          <w:tcPr>
-            <w:tcW w:w="1503" w:type="dxa"/>
-            <w:shd w:fill="FFFFFF"/>
-            <w:tcMar>
-              <w:top w:w="22" w:type="dxa"/>
-              <w:bottom w:w="22" w:type="dxa"/>
-              <w:left w:w="30" w:type="dxa"/>
-              <w:right w:w="30" w:type="dxa"/>
-            </w:tcMar>
-          </w:tcPr>
-          <w:p>
-            <w:pPr>
-              <w:jc w:val="center"/>
-            </w:pPr>
-            <w:r>
-              <w:rPr>
-                <w:sz w:val="20"/>
-              </w:rPr>
-              <w:t>7/2/1</w:t>
-            </w:r>
-          </w:p>
-        </w:tc>
-        <w:tc>
-          <w:tcPr>
-            <w:tcW w:w="1503" w:type="dxa"/>
-            <w:shd w:fill="FFFFFF"/>
-            <w:tcMar>
-              <w:top w:w="22" w:type="dxa"/>
-              <w:bottom w:w="22" w:type="dxa"/>
-              <w:left w:w="30" w:type="dxa"/>
-              <w:right w:w="30" w:type="dxa"/>
-            </w:tcMar>
-          </w:tcPr>
-          <w:p>
-            <w:pPr>
-              <w:jc w:val="center"/>
-            </w:pPr>
-            <w:r>
-              <w:rPr>
-                <w:b/>
-                <w:sz w:val="20"/>
-              </w:rPr>
-              <w:t>6.33</w:t>
-            </w:r>
-          </w:p>
-        </w:tc>
-        <w:tc>
-          <w:tcPr>
-            <w:tcW w:w="1503" w:type="dxa"/>
-            <w:shd w:fill="FDEDEC"/>
-            <w:tcMar>
-              <w:top w:w="22" w:type="dxa"/>
-              <w:bottom w:w="22" w:type="dxa"/>
-              <w:left w:w="30" w:type="dxa"/>
-              <w:right w:w="30" w:type="dxa"/>
-            </w:tcMar>
-          </w:tcPr>
-          <w:p>
-            <w:pPr>
-              <w:jc w:val="center"/>
-            </w:pPr>
-            <w:r>
-              <w:rPr>
-                <w:sz w:val="20"/>
-              </w:rPr>
-              <w:t>27</w:t>
-            </w:r>
-          </w:p>
-        </w:tc>
-        <w:tc>
-          <w:tcPr>
-            <w:tcW w:w="1503" w:type="dxa"/>
-            <w:shd w:fill="FDEDEC"/>
-            <w:tcMar>
-              <w:top w:w="22" w:type="dxa"/>
-              <w:bottom w:w="22" w:type="dxa"/>
-              <w:left w:w="30" w:type="dxa"/>
-              <w:right w:w="30" w:type="dxa"/>
-            </w:tcMar>
-          </w:tcPr>
-          <w:p>
-            <w:pPr>
-              <w:jc w:val="center"/>
-            </w:pPr>
-            <w:r>
-              <w:rPr>
-                <w:sz w:val="20"/>
-              </w:rPr>
-              <w:t>227</w:t>
-            </w:r>
-          </w:p>
-        </w:tc>
-        <w:tc>
-          <w:tcPr>
-            <w:tcW w:w="1503" w:type="dxa"/>
-            <w:shd w:fill="FDEDEC"/>
-            <w:tcMar>
-              <w:top w:w="22" w:type="dxa"/>
-              <w:bottom w:w="22" w:type="dxa"/>
-              <w:left w:w="30" w:type="dxa"/>
-              <w:right w:w="30" w:type="dxa"/>
-            </w:tcMar>
-          </w:tcPr>
-          <w:p>
-            <w:r>
-              <w:rPr>
-                <w:sz w:val="20"/>
-              </w:rPr>
-              <w:t>Deri̇n Yilmaz</w:t>
-            </w:r>
-          </w:p>
-        </w:tc>
-        <w:tc>
-          <w:tcPr>
-            <w:tcW w:w="1503" w:type="dxa"/>
-            <w:shd w:fill="FDEDEC"/>
-            <w:tcMar>
-              <w:top w:w="22" w:type="dxa"/>
-              <w:bottom w:w="22" w:type="dxa"/>
-              <w:left w:w="30" w:type="dxa"/>
-              <w:right w:w="30" w:type="dxa"/>
-            </w:tcMar>
-          </w:tcPr>
-          <w:p>
-            <w:pPr>
-              <w:jc w:val="center"/>
-            </w:pPr>
-            <w:r>
-              <w:rPr>
-                <w:sz w:val="20"/>
-              </w:rPr>
-              <w:t>3/6/1</w:t>
-            </w:r>
-          </w:p>
-        </w:tc>
-        <w:tc>
-          <w:tcPr>
-            <w:tcW w:w="1503" w:type="dxa"/>
-            <w:shd w:fill="FDEDEC"/>
-            <w:tcMar>
-              <w:top w:w="22" w:type="dxa"/>
-              <w:bottom w:w="22" w:type="dxa"/>
-              <w:left w:w="30" w:type="dxa"/>
-              <w:right w:w="30" w:type="dxa"/>
-            </w:tcMar>
-          </w:tcPr>
-          <w:p>
-            <w:pPr>
-              <w:jc w:val="center"/>
-            </w:pPr>
-            <w:r>
-              <w:rPr>
-                <w:b/>
-                <w:sz w:val="20"/>
-              </w:rPr>
-              <w:t>1.00</w:t>
-            </w:r>
-          </w:p>
-        </w:tc>
-      </w:tr>
-      <w:tr>
-        <w:tc>
-          <w:tcPr>
-            <w:tcW w:w="1503" w:type="dxa"/>
-            <w:shd w:fill="F9F9F9"/>
-            <w:tcMar>
-              <w:top w:w="22" w:type="dxa"/>
-              <w:bottom w:w="22" w:type="dxa"/>
-              <w:left w:w="30" w:type="dxa"/>
-              <w:right w:w="30" w:type="dxa"/>
-            </w:tcMar>
-          </w:tcPr>
-          <w:p>
-            <w:pPr>
-              <w:jc w:val="center"/>
-            </w:pPr>
-            <w:r>
-              <w:rPr>
-                <w:sz w:val="20"/>
-              </w:rPr>
-              <w:t>14</w:t>
-            </w:r>
-          </w:p>
-        </w:tc>
-        <w:tc>
-          <w:tcPr>
-            <w:tcW w:w="1503" w:type="dxa"/>
-            <w:shd w:fill="F9F9F9"/>
-            <w:tcMar>
-              <w:top w:w="22" w:type="dxa"/>
-              <w:bottom w:w="22" w:type="dxa"/>
-              <w:left w:w="30" w:type="dxa"/>
-              <w:right w:w="30" w:type="dxa"/>
-            </w:tcMar>
-          </w:tcPr>
-          <w:p>
-            <w:pPr>
-              <w:jc w:val="center"/>
-            </w:pPr>
-            <w:r>
-              <w:rPr>
-                <w:sz w:val="20"/>
-              </w:rPr>
-              <w:t>352</w:t>
-            </w:r>
-          </w:p>
-        </w:tc>
-        <w:tc>
-          <w:tcPr>
-            <w:tcW w:w="1503" w:type="dxa"/>
-            <w:shd w:fill="F9F9F9"/>
-            <w:tcMar>
-              <w:top w:w="22" w:type="dxa"/>
-              <w:bottom w:w="22" w:type="dxa"/>
-              <w:left w:w="30" w:type="dxa"/>
-              <w:right w:w="30" w:type="dxa"/>
-            </w:tcMar>
-          </w:tcPr>
-          <w:p>
-            <w:r>
-              <w:rPr>
-                <w:sz w:val="20"/>
-              </w:rPr>
-              <w:t>Uğur Kaan Yildiz</w:t>
-            </w:r>
-          </w:p>
-        </w:tc>
-        <w:tc>
-          <w:tcPr>
-            <w:tcW w:w="1503" w:type="dxa"/>
-            <w:shd w:fill="F9F9F9"/>
-            <w:tcMar>
-              <w:top w:w="22" w:type="dxa"/>
-              <w:bottom w:w="22" w:type="dxa"/>
-              <w:left w:w="30" w:type="dxa"/>
-              <w:right w:w="30" w:type="dxa"/>
-            </w:tcMar>
-          </w:tcPr>
-          <w:p>
-            <w:pPr>
-              <w:jc w:val="center"/>
-            </w:pPr>
-            <w:r>
-              <w:rPr>
-                <w:sz w:val="20"/>
-              </w:rPr>
-              <w:t>7/2/1</w:t>
-            </w:r>
-          </w:p>
-        </w:tc>
-        <w:tc>
-          <w:tcPr>
-            <w:tcW w:w="1503" w:type="dxa"/>
-            <w:shd w:fill="F9F9F9"/>
-            <w:tcMar>
-              <w:top w:w="22" w:type="dxa"/>
-              <w:bottom w:w="22" w:type="dxa"/>
-              <w:left w:w="30" w:type="dxa"/>
-              <w:right w:w="30" w:type="dxa"/>
-            </w:tcMar>
-          </w:tcPr>
-          <w:p>
-            <w:pPr>
-              <w:jc w:val="center"/>
-            </w:pPr>
-            <w:r>
-              <w:rPr>
-                <w:b/>
-                <w:sz w:val="20"/>
-              </w:rPr>
-              <w:t>6.33</w:t>
-            </w:r>
-          </w:p>
-        </w:tc>
-        <w:tc>
-          <w:tcPr>
-            <w:tcW w:w="1503" w:type="dxa"/>
-            <w:shd w:fill="FFFFFF"/>
-          </w:tcPr>
-          <w:p>
-            <w:r/>
-          </w:p>
-        </w:tc>
-        <w:tc>
-          <w:tcPr>
-            <w:tcW w:w="1503" w:type="dxa"/>
-            <w:shd w:fill="FFFFFF"/>
-          </w:tcPr>
-          <w:p>
-            <w:r/>
-          </w:p>
-        </w:tc>
-        <w:tc>
-          <w:tcPr>
-            <w:tcW w:w="1503" w:type="dxa"/>
-            <w:shd w:fill="FFFFFF"/>
-          </w:tcPr>
-          <w:p>
-            <w:r/>
-          </w:p>
-        </w:tc>
-        <w:tc>
-          <w:tcPr>
-            <w:tcW w:w="1503" w:type="dxa"/>
-            <w:shd w:fill="FFFFFF"/>
-          </w:tcPr>
-          <w:p>
-            <w:r/>
-          </w:p>
-        </w:tc>
-        <w:tc>
-          <w:tcPr>
-            <w:tcW w:w="1503" w:type="dxa"/>
-            <w:shd w:fill="FFFFFF"/>
-          </w:tcPr>
-          <w:p>
-            <w:r/>
           </w:p>
         </w:tc>
       </w:tr>
